--- a/fuentes/DI_CF1_CHECK_IN.docx
+++ b/fuentes/DI_CF1_CHECK_IN.docx
@@ -101,7 +101,26 @@
                 <w:sz w:val="20"/>
                 <w:szCs w:val="20"/>
               </w:rPr>
-              <w:t xml:space="preserve">Aplicación de procedimientos de </w:t>
+              <w:t xml:space="preserve">Aplicación de procedimientos </w:t>
+            </w:r>
+            <w:proofErr w:type="gramStart"/>
+            <w:r>
+              <w:rPr>
+                <w:sz w:val="20"/>
+                <w:szCs w:val="20"/>
+              </w:rPr>
+              <w:t xml:space="preserve">de </w:t>
+            </w:r>
+            <w:proofErr w:type="spellStart"/>
+            <w:r>
+              <w:rPr>
+                <w:i/>
+                <w:iCs/>
+                <w:sz w:val="20"/>
+                <w:szCs w:val="20"/>
+                <w:highlight w:val="cyan"/>
+              </w:rPr>
+              <w:t>c</w:t>
             </w:r>
             <w:r>
               <w:rPr>
@@ -111,8 +130,9 @@
                 <w:szCs w:val="20"/>
                 <w:highlight w:val="cyan"/>
               </w:rPr>
-              <w:t>C</w:t>
+              <w:t>heck</w:t>
             </w:r>
+            <w:proofErr w:type="spellEnd"/>
             <w:r>
               <w:rPr>
                 <w:i/>
@@ -121,8 +141,9 @@
                 <w:szCs w:val="20"/>
                 <w:highlight w:val="cyan"/>
               </w:rPr>
-              <w:t>heck-in</w:t>
+              <w:t>-in</w:t>
             </w:r>
+            <w:proofErr w:type="gramEnd"/>
             <w:r>
               <w:rPr>
                 <w:sz w:val="20"/>
@@ -550,7 +571,27 @@
                 <w:sz w:val="20"/>
                 <w:szCs w:val="20"/>
               </w:rPr>
-              <w:t xml:space="preserve">Los fundamentos normativos, técnicos y operativos del proceso de </w:t>
+              <w:t xml:space="preserve">Los fundamentos normativos, técnicos y operativos del proceso </w:t>
+            </w:r>
+            <w:proofErr w:type="gramStart"/>
+            <w:r>
+              <w:rPr>
+                <w:b w:val="0"/>
+                <w:bCs/>
+                <w:sz w:val="20"/>
+                <w:szCs w:val="20"/>
+              </w:rPr>
+              <w:t xml:space="preserve">de </w:t>
+            </w:r>
+            <w:proofErr w:type="spellStart"/>
+            <w:r>
+              <w:rPr>
+                <w:b w:val="0"/>
+                <w:bCs/>
+                <w:sz w:val="20"/>
+                <w:szCs w:val="20"/>
+              </w:rPr>
+              <w:t>c</w:t>
             </w:r>
             <w:r>
               <w:rPr>
@@ -562,8 +603,9 @@
                 <w:szCs w:val="20"/>
                 <w:highlight w:val="cyan"/>
               </w:rPr>
-              <w:t>C</w:t>
+              <w:t>heck</w:t>
             </w:r>
+            <w:proofErr w:type="spellEnd"/>
             <w:r>
               <w:rPr>
                 <w:b w:val="0"/>
@@ -574,8 +616,9 @@
                 <w:szCs w:val="20"/>
                 <w:highlight w:val="cyan"/>
               </w:rPr>
-              <w:t>heck-in</w:t>
+              <w:t>-in</w:t>
             </w:r>
+            <w:proofErr w:type="gramEnd"/>
             <w:r>
               <w:rPr>
                 <w:b w:val="0"/>
@@ -2606,13 +2649,23 @@
           <w:szCs w:val="20"/>
         </w:rPr>
       </w:pPr>
+      <w:proofErr w:type="gramStart"/>
       <w:r>
         <w:rPr>
           <w:bCs/>
           <w:sz w:val="20"/>
           <w:szCs w:val="20"/>
         </w:rPr>
-        <w:t>Asegurar que la zona exterior inmediata al establecimiento esté limpia, bien iluminada y libre de obstáculos que impidan el acceso directo.</w:t>
+        <w:t>Asegurar</w:t>
+      </w:r>
+      <w:proofErr w:type="gramEnd"/>
+      <w:r>
+        <w:rPr>
+          <w:bCs/>
+          <w:sz w:val="20"/>
+          <w:szCs w:val="20"/>
+        </w:rPr>
+        <w:t xml:space="preserve"> que la zona exterior inmediata al establecimiento esté limpia, bien iluminada y libre de obstáculos que impidan el acceso directo.</w:t>
       </w:r>
     </w:p>
     <w:p>
@@ -3815,6 +3868,7 @@
         </w:rPr>
         <w:t xml:space="preserve">El portafolio de servicios es un documento institucional, físico o digital, conocido como </w:t>
       </w:r>
+      <w:proofErr w:type="spellStart"/>
       <w:r>
         <w:rPr>
           <w:i/>
@@ -3823,7 +3877,18 @@
           <w:szCs w:val="20"/>
           <w:highlight w:val="cyan"/>
         </w:rPr>
-        <w:t>brochure,</w:t>
+        <w:t>brochure</w:t>
+      </w:r>
+      <w:proofErr w:type="spellEnd"/>
+      <w:r>
+        <w:rPr>
+          <w:i/>
+          <w:iCs/>
+          <w:sz w:val="20"/>
+          <w:szCs w:val="20"/>
+          <w:highlight w:val="cyan"/>
+        </w:rPr>
+        <w:t>,</w:t>
       </w:r>
       <w:r>
         <w:rPr>
@@ -4057,18 +4122,31 @@
                               </w:rPr>
                               <w:t xml:space="preserve">Enlace </w:t>
                             </w:r>
-                            <w:hyperlink r:id="rId20" w:history="1">
-                              <w:r>
-                                <w:rPr>
-                                  <w:rStyle w:val="Hipervnculo"/>
-                                  <w:sz w:val="20"/>
-                                  <w:szCs w:val="20"/>
-                                  <w:shd w:val="clear" w:color="auto" w:fill="FFFFFF"/>
-                                  <w:lang w:val="en-US"/>
-                                </w:rPr>
-                                <w:t>https://www.youtube.com/watch?v=mkIdPKBfpXc</w:t>
-                              </w:r>
-                            </w:hyperlink>
+                            <w:r>
+                              <w:fldChar w:fldCharType="begin"/>
+                            </w:r>
+                            <w:r>
+                              <w:rPr>
+                                <w:lang w:val="en-US"/>
+                              </w:rPr>
+                              <w:instrText>HYPERLINK "https://www.youtube.com/watch?v=mkIdPKBfpXc"</w:instrText>
+                            </w:r>
+                            <w:r>
+                              <w:fldChar w:fldCharType="separate"/>
+                            </w:r>
+                            <w:r>
+                              <w:rPr>
+                                <w:rStyle w:val="Hipervnculo"/>
+                                <w:sz w:val="20"/>
+                                <w:szCs w:val="20"/>
+                                <w:shd w:val="clear" w:color="auto" w:fill="FFFFFF"/>
+                                <w:lang w:val="en-US"/>
+                              </w:rPr>
+                              <w:t>https://www.youtube.com/watch?v=mkIdPKBfpXc</w:t>
+                            </w:r>
+                            <w:r>
+                              <w:fldChar w:fldCharType="end"/>
+                            </w:r>
                             <w:r>
                               <w:rPr>
                                 <w:rStyle w:val="Hipervnculo"/>
@@ -4133,7 +4211,11 @@
           </mc:Choice>
           <mc:Fallback>
             <w:pict>
-              <v:shape w14:anchorId="330960A8" id="Cuadro de texto 4" o:spid="_x0000_s1028" type="#_x0000_t202" style="position:absolute;margin-left:6.55pt;margin-top:14.35pt;width:500.2pt;height:70.75pt;z-index:251663360;visibility:visible;mso-wrap-style:square;mso-height-percent:0;mso-wrap-distance-left:9pt;mso-wrap-distance-top:0;mso-wrap-distance-right:9pt;mso-wrap-distance-bottom:0;mso-position-horizontal:absolute;mso-position-horizontal-relative:text;mso-position-vertical:absolute;mso-position-vertical-relative:text;mso-height-percent:0;mso-height-relative:margin;v-text-anchor:top" o:gfxdata="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" fillcolor="white [3201]" strokeweight=".5pt">
+              <v:shapetype w14:anchorId="330960A8" id="_x0000_t202" coordsize="21600,21600" o:spt="202" path="m,l,21600r21600,l21600,xe">
+                <v:stroke joinstyle="miter"/>
+                <v:path gradientshapeok="t" o:connecttype="rect"/>
+              </v:shapetype>
+              <v:shape id="Cuadro de texto 4" o:spid="_x0000_s1028" type="#_x0000_t202" style="position:absolute;margin-left:6.55pt;margin-top:14.35pt;width:500.2pt;height:70.75pt;z-index:251663360;visibility:visible;mso-wrap-style:square;mso-height-percent:0;mso-wrap-distance-left:9pt;mso-wrap-distance-top:0;mso-wrap-distance-right:9pt;mso-wrap-distance-bottom:0;mso-position-horizontal:absolute;mso-position-horizontal-relative:text;mso-position-vertical:absolute;mso-position-vertical-relative:text;mso-height-percent:0;mso-height-relative:margin;v-text-anchor:top" o:gfxdata="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" fillcolor="white [3201]" strokeweight=".5pt">
                 <v:textbox>
                   <w:txbxContent>
                     <w:p>
@@ -4246,18 +4328,31 @@
                         </w:rPr>
                         <w:t xml:space="preserve">Enlace </w:t>
                       </w:r>
-                      <w:hyperlink r:id="rId21" w:history="1">
-                        <w:r>
-                          <w:rPr>
-                            <w:rStyle w:val="Hipervnculo"/>
-                            <w:sz w:val="20"/>
-                            <w:szCs w:val="20"/>
-                            <w:shd w:val="clear" w:color="auto" w:fill="FFFFFF"/>
-                            <w:lang w:val="en-US"/>
-                          </w:rPr>
-                          <w:t>https://www.youtube.com/watch?v=mkIdPKBfpXc</w:t>
-                        </w:r>
-                      </w:hyperlink>
+                      <w:r>
+                        <w:fldChar w:fldCharType="begin"/>
+                      </w:r>
+                      <w:r>
+                        <w:rPr>
+                          <w:lang w:val="en-US"/>
+                        </w:rPr>
+                        <w:instrText>HYPERLINK "https://www.youtube.com/watch?v=mkIdPKBfpXc"</w:instrText>
+                      </w:r>
+                      <w:r>
+                        <w:fldChar w:fldCharType="separate"/>
+                      </w:r>
+                      <w:r>
+                        <w:rPr>
+                          <w:rStyle w:val="Hipervnculo"/>
+                          <w:sz w:val="20"/>
+                          <w:szCs w:val="20"/>
+                          <w:shd w:val="clear" w:color="auto" w:fill="FFFFFF"/>
+                          <w:lang w:val="en-US"/>
+                        </w:rPr>
+                        <w:t>https://www.youtube.com/watch?v=mkIdPKBfpXc</w:t>
+                      </w:r>
+                      <w:r>
+                        <w:fldChar w:fldCharType="end"/>
+                      </w:r>
                       <w:r>
                         <w:rPr>
                           <w:rStyle w:val="Hipervnculo"/>
@@ -5502,17 +5597,26 @@
                 <w:sz w:val="20"/>
                 <w:szCs w:val="20"/>
               </w:rPr>
-              <w:t xml:space="preserve">Conformado por las áreas de recepción, conserjería y pisos. Es responsable de garantizar la calidad de la estancia, desde la reserva hasta el </w:t>
+              <w:t xml:space="preserve">Conformado por las áreas de recepción, conserjería y pisos. Es responsable de garantizar la calidad de la estancia, desde la reserva hasta </w:t>
+            </w:r>
+            <w:proofErr w:type="gramStart"/>
+            <w:r>
+              <w:rPr>
+                <w:sz w:val="20"/>
+                <w:szCs w:val="20"/>
+              </w:rPr>
+              <w:t xml:space="preserve">el </w:t>
+            </w:r>
+            <w:proofErr w:type="spellStart"/>
+            <w:r>
+              <w:rPr>
+                <w:sz w:val="20"/>
+                <w:szCs w:val="20"/>
+              </w:rPr>
+              <w:t>c</w:t>
             </w:r>
             <w:r>
               <w:rPr>
-                <w:sz w:val="20"/>
-                <w:szCs w:val="20"/>
-              </w:rPr>
-              <w:t>C</w:t>
-            </w:r>
-            <w:r>
-              <w:rPr>
                 <w:i/>
                 <w:iCs/>
                 <w:sz w:val="20"/>
@@ -5521,6 +5625,8 @@
               </w:rPr>
               <w:t>heck-out</w:t>
             </w:r>
+            <w:proofErr w:type="spellEnd"/>
+            <w:proofErr w:type="gramEnd"/>
             <w:r>
               <w:rPr>
                 <w:sz w:val="20"/>
@@ -5645,6 +5751,7 @@
               </w:rPr>
               <w:t xml:space="preserve">Encargado de gestionar el restaurante, cocina, banquetes, barras, </w:t>
             </w:r>
+            <w:proofErr w:type="spellStart"/>
             <w:r>
               <w:rPr>
                 <w:i/>
@@ -5653,8 +5760,31 @@
                 <w:szCs w:val="20"/>
                 <w:highlight w:val="cyan"/>
               </w:rPr>
-              <w:t>room service</w:t>
+              <w:t>room</w:t>
             </w:r>
+            <w:proofErr w:type="spellEnd"/>
+            <w:r>
+              <w:rPr>
+                <w:i/>
+                <w:iCs/>
+                <w:sz w:val="20"/>
+                <w:szCs w:val="20"/>
+                <w:highlight w:val="cyan"/>
+              </w:rPr>
+              <w:t xml:space="preserve"> </w:t>
+            </w:r>
+            <w:proofErr w:type="spellStart"/>
+            <w:r>
+              <w:rPr>
+                <w:i/>
+                <w:iCs/>
+                <w:sz w:val="20"/>
+                <w:szCs w:val="20"/>
+                <w:highlight w:val="cyan"/>
+              </w:rPr>
+              <w:t>service</w:t>
+            </w:r>
+            <w:proofErr w:type="spellEnd"/>
             <w:r>
               <w:rPr>
                 <w:sz w:val="20"/>
@@ -6538,6 +6668,7 @@
               </w:rPr>
               <w:t xml:space="preserve">Áreas </w:t>
             </w:r>
+            <w:proofErr w:type="spellStart"/>
             <w:r>
               <w:rPr>
                 <w:i/>
@@ -6546,7 +6677,40 @@
                 <w:szCs w:val="20"/>
                 <w:highlight w:val="cyan"/>
               </w:rPr>
-              <w:t>pet friendly.</w:t>
+              <w:t>pet</w:t>
+            </w:r>
+            <w:proofErr w:type="spellEnd"/>
+            <w:r>
+              <w:rPr>
+                <w:i/>
+                <w:iCs/>
+                <w:sz w:val="20"/>
+                <w:szCs w:val="20"/>
+                <w:highlight w:val="cyan"/>
+              </w:rPr>
+              <w:t xml:space="preserve"> </w:t>
+            </w:r>
+            <w:proofErr w:type="spellStart"/>
+            <w:r>
+              <w:rPr>
+                <w:i/>
+                <w:iCs/>
+                <w:sz w:val="20"/>
+                <w:szCs w:val="20"/>
+                <w:highlight w:val="cyan"/>
+              </w:rPr>
+              <w:t>friendly</w:t>
+            </w:r>
+            <w:proofErr w:type="spellEnd"/>
+            <w:r>
+              <w:rPr>
+                <w:i/>
+                <w:iCs/>
+                <w:sz w:val="20"/>
+                <w:szCs w:val="20"/>
+                <w:highlight w:val="cyan"/>
+              </w:rPr>
+              <w:t>.</w:t>
             </w:r>
           </w:p>
           <w:p>
@@ -7038,6 +7202,7 @@
         </w:rPr>
         <w:t xml:space="preserve">Apta para dos personas. Puede contar con una cama doble de 1,40 m x 1,90 m o con dos camas sencillas de 1,00 m x 1,90 m. Cuando dispone de dos camas sencillas, también se denomina habitación </w:t>
       </w:r>
+      <w:proofErr w:type="spellStart"/>
       <w:r>
         <w:rPr>
           <w:i/>
@@ -7048,6 +7213,7 @@
         </w:rPr>
         <w:t>twin</w:t>
       </w:r>
+      <w:proofErr w:type="spellEnd"/>
       <w:r>
         <w:rPr>
           <w:sz w:val="20"/>
@@ -7335,6 +7501,7 @@
         </w:rPr>
         <w:t xml:space="preserve">Diseñada para parejas. En hoteles de 3 a 5 estrellas, se equipa con cama </w:t>
       </w:r>
+      <w:proofErr w:type="spellStart"/>
       <w:r>
         <w:rPr>
           <w:i/>
@@ -7353,8 +7520,9 @@
           <w:szCs w:val="20"/>
           <w:highlight w:val="cyan"/>
         </w:rPr>
-        <w:t xml:space="preserve">ueen </w:t>
-      </w:r>
+        <w:t>ueen</w:t>
+      </w:r>
+      <w:proofErr w:type="spellEnd"/>
       <w:r>
         <w:rPr>
           <w:i/>
@@ -7363,8 +7531,9 @@
           <w:szCs w:val="20"/>
           <w:highlight w:val="cyan"/>
         </w:rPr>
-        <w:t>s</w:t>
-      </w:r>
+        <w:t xml:space="preserve"> </w:t>
+      </w:r>
+      <w:proofErr w:type="spellStart"/>
       <w:r>
         <w:rPr>
           <w:i/>
@@ -7373,8 +7542,19 @@
           <w:szCs w:val="20"/>
           <w:highlight w:val="cyan"/>
         </w:rPr>
+        <w:t>s</w:t>
+      </w:r>
+      <w:r>
+        <w:rPr>
+          <w:i/>
+          <w:iCs/>
+          <w:sz w:val="20"/>
+          <w:szCs w:val="20"/>
+          <w:highlight w:val="cyan"/>
+        </w:rPr>
         <w:t>ize</w:t>
       </w:r>
+      <w:proofErr w:type="spellEnd"/>
       <w:r>
         <w:rPr>
           <w:sz w:val="20"/>
@@ -9232,7 +9412,23 @@
           <w:sz w:val="20"/>
           <w:szCs w:val="20"/>
         </w:rPr>
-        <w:t xml:space="preserve"> y una tipo </w:t>
+        <w:t xml:space="preserve"> y </w:t>
+      </w:r>
+      <w:proofErr w:type="gramStart"/>
+      <w:r>
+        <w:rPr>
+          <w:sz w:val="20"/>
+          <w:szCs w:val="20"/>
+        </w:rPr>
+        <w:t>una tipo</w:t>
+      </w:r>
+      <w:proofErr w:type="gramEnd"/>
+      <w:r>
+        <w:rPr>
+          <w:sz w:val="20"/>
+          <w:szCs w:val="20"/>
+        </w:rPr>
+        <w:t xml:space="preserve"> </w:t>
       </w:r>
       <w:r>
         <w:rPr>
@@ -10005,6 +10201,7 @@
         </w:rPr>
         <w:t xml:space="preserve">Cama doble (1,40 m x 1,90 m) o cama </w:t>
       </w:r>
+      <w:proofErr w:type="spellStart"/>
       <w:r>
         <w:rPr>
           <w:i/>
@@ -10025,6 +10222,7 @@
         </w:rPr>
         <w:t>ueen</w:t>
       </w:r>
+      <w:proofErr w:type="spellEnd"/>
       <w:r>
         <w:rPr>
           <w:sz w:val="20"/>
@@ -10322,7 +10520,15 @@
           <w:sz w:val="20"/>
           <w:szCs w:val="20"/>
         </w:rPr>
-        <w:t xml:space="preserve">Control remoto, teléfono, señal </w:t>
+        <w:t xml:space="preserve">Control remoto, teléfono, </w:t>
+      </w:r>
+      <w:proofErr w:type="gramStart"/>
+      <w:r>
+        <w:rPr>
+          <w:sz w:val="20"/>
+          <w:szCs w:val="20"/>
+        </w:rPr>
+        <w:t xml:space="preserve">señal </w:t>
       </w:r>
       <w:r>
         <w:rPr>
@@ -10331,6 +10537,7 @@
         </w:rPr>
         <w:t>wifi</w:t>
       </w:r>
+      <w:proofErr w:type="gramEnd"/>
       <w:r>
         <w:rPr>
           <w:sz w:val="20"/>
@@ -10552,6 +10759,7 @@
           <w:szCs w:val="20"/>
         </w:rPr>
       </w:pPr>
+      <w:proofErr w:type="spellStart"/>
       <w:r>
         <w:rPr>
           <w:b/>
@@ -10564,6 +10772,7 @@
         </w:rPr>
         <w:t>Amenities</w:t>
       </w:r>
+      <w:proofErr w:type="spellEnd"/>
       <w:r>
         <w:rPr>
           <w:b/>
@@ -10596,6 +10805,7 @@
         </w:rPr>
         <w:t xml:space="preserve">Los </w:t>
       </w:r>
+      <w:proofErr w:type="spellStart"/>
       <w:r>
         <w:rPr>
           <w:i/>
@@ -10606,6 +10816,7 @@
         </w:rPr>
         <w:t>amenities</w:t>
       </w:r>
+      <w:proofErr w:type="spellEnd"/>
       <w:r>
         <w:rPr>
           <w:sz w:val="20"/>
@@ -10613,6 +10824,7 @@
         </w:rPr>
         <w:t xml:space="preserve"> son artículos de acogida dispuestos en las habitaciones para uso gratuito de los huéspedes, con el propósito de brindar una bienvenida cálida y mejorar su experiencia durante la estancia. El término proviene del inglés </w:t>
       </w:r>
+      <w:proofErr w:type="spellStart"/>
       <w:r>
         <w:rPr>
           <w:i/>
@@ -10623,6 +10835,7 @@
         </w:rPr>
         <w:t>amenity</w:t>
       </w:r>
+      <w:proofErr w:type="spellEnd"/>
       <w:r>
         <w:rPr>
           <w:sz w:val="20"/>
@@ -10685,7 +10898,7 @@
                     <pic:cNvPicPr/>
                   </pic:nvPicPr>
                   <pic:blipFill>
-                    <a:blip r:embed="rId22">
+                    <a:blip r:embed="rId20">
                       <a:extLst>
                         <a:ext uri="{28A0092B-C50C-407E-A947-70E740481C1C}">
                           <a14:useLocalDpi xmlns:a14="http://schemas.microsoft.com/office/drawing/2010/main" val="0"/>
@@ -10761,6 +10974,7 @@
         </w:rPr>
         <w:t xml:space="preserve">, los </w:t>
       </w:r>
+      <w:proofErr w:type="spellStart"/>
       <w:r>
         <w:rPr>
           <w:i/>
@@ -10771,6 +10985,7 @@
         </w:rPr>
         <w:t>amenities</w:t>
       </w:r>
+      <w:proofErr w:type="spellEnd"/>
       <w:r>
         <w:rPr>
           <w:sz w:val="20"/>
@@ -10832,6 +11047,7 @@
         </w:rPr>
         <w:t xml:space="preserve">Además de los productos de higiene, algunos establecimientos complementan los </w:t>
       </w:r>
+      <w:proofErr w:type="spellStart"/>
       <w:r>
         <w:rPr>
           <w:i/>
@@ -10842,6 +11058,7 @@
         </w:rPr>
         <w:t>amenities</w:t>
       </w:r>
+      <w:proofErr w:type="spellEnd"/>
       <w:r>
         <w:rPr>
           <w:i/>
@@ -10881,6 +11098,7 @@
         </w:rPr>
         <w:t xml:space="preserve">La categoría del hotel influye directamente en la calidad, presentación y variedad de los </w:t>
       </w:r>
+      <w:proofErr w:type="spellStart"/>
       <w:r>
         <w:rPr>
           <w:i/>
@@ -10891,6 +11109,7 @@
         </w:rPr>
         <w:t>amenities</w:t>
       </w:r>
+      <w:proofErr w:type="spellEnd"/>
       <w:r>
         <w:rPr>
           <w:sz w:val="20"/>
@@ -10976,6 +11195,7 @@
         </w:rPr>
         <w:t xml:space="preserve">Por su parte, los hoteles de tres y cuatro estrellas suelen disponer de </w:t>
       </w:r>
+      <w:proofErr w:type="spellStart"/>
       <w:r>
         <w:rPr>
           <w:i/>
@@ -10986,6 +11206,7 @@
         </w:rPr>
         <w:t>amenities</w:t>
       </w:r>
+      <w:proofErr w:type="spellEnd"/>
       <w:r>
         <w:rPr>
           <w:sz w:val="20"/>
@@ -11067,7 +11288,27 @@
           <w:szCs w:val="20"/>
           <w:lang w:eastAsia="es-CO"/>
         </w:rPr>
-        <w:t>En el ámbito de la hotelería, se entiende por huésped a toda persona que se aloja temporalmente en un establecimiento de alojamiento turístico</w:t>
+        <w:t xml:space="preserve">En el ámbito </w:t>
+      </w:r>
+      <w:proofErr w:type="gramStart"/>
+      <w:r>
+        <w:rPr>
+          <w:rFonts w:eastAsia="Times New Roman"/>
+          <w:sz w:val="20"/>
+          <w:szCs w:val="20"/>
+          <w:lang w:eastAsia="es-CO"/>
+        </w:rPr>
+        <w:t>de la hotelería</w:t>
+      </w:r>
+      <w:proofErr w:type="gramEnd"/>
+      <w:r>
+        <w:rPr>
+          <w:rFonts w:eastAsia="Times New Roman"/>
+          <w:sz w:val="20"/>
+          <w:szCs w:val="20"/>
+          <w:lang w:eastAsia="es-CO"/>
+        </w:rPr>
+        <w:t>, se entiende por huésped a toda persona que se aloja temporalmente en un establecimiento de alojamiento turístico</w:t>
       </w:r>
       <w:r>
         <w:rPr>
@@ -11165,7 +11406,7 @@
                     <pic:cNvPicPr/>
                   </pic:nvPicPr>
                   <pic:blipFill>
-                    <a:blip r:embed="rId23">
+                    <a:blip r:embed="rId21">
                       <a:extLst>
                         <a:ext uri="{28A0092B-C50C-407E-A947-70E740481C1C}">
                           <a14:useLocalDpi xmlns:a14="http://schemas.microsoft.com/office/drawing/2010/main" val="0"/>
@@ -11444,6 +11685,7 @@
         </w:rPr>
         <w:t>Huésped “</w:t>
       </w:r>
+      <w:proofErr w:type="spellStart"/>
       <w:r>
         <w:rPr>
           <w:rFonts w:eastAsia="Times New Roman"/>
@@ -11458,6 +11700,7 @@
         </w:rPr>
         <w:t>bleisure</w:t>
       </w:r>
+      <w:proofErr w:type="spellEnd"/>
       <w:r>
         <w:rPr>
           <w:rFonts w:eastAsia="Times New Roman"/>
@@ -12018,6 +12261,7 @@
           <w:lang w:eastAsia="es-CO"/>
         </w:rPr>
       </w:pPr>
+      <w:proofErr w:type="spellStart"/>
       <w:r>
         <w:rPr>
           <w:rFonts w:eastAsia="Times New Roman"/>
@@ -12029,6 +12273,7 @@
         </w:rPr>
         <w:t>Millennials</w:t>
       </w:r>
+      <w:proofErr w:type="spellEnd"/>
       <w:r>
         <w:rPr>
           <w:rFonts w:eastAsia="Times New Roman"/>
@@ -12083,6 +12328,7 @@
         </w:rPr>
         <w:t xml:space="preserve">Baby </w:t>
       </w:r>
+      <w:proofErr w:type="spellStart"/>
       <w:r>
         <w:rPr>
           <w:rFonts w:eastAsia="Times New Roman"/>
@@ -12107,6 +12353,7 @@
         </w:rPr>
         <w:t>oomers</w:t>
       </w:r>
+      <w:proofErr w:type="spellEnd"/>
       <w:r>
         <w:rPr>
           <w:rFonts w:eastAsia="Times New Roman"/>
@@ -12399,14 +12646,15 @@
         </w:rPr>
         <w:t>alora la automatización, los servicios digitales (</w:t>
       </w:r>
-      <w:r>
-        <w:rPr>
-          <w:rFonts w:eastAsia="Times New Roman"/>
-          <w:sz w:val="20"/>
-          <w:szCs w:val="20"/>
-          <w:lang w:eastAsia="es-CO"/>
-        </w:rPr>
-        <w:t>C</w:t>
+      <w:proofErr w:type="spellStart"/>
+      <w:r>
+        <w:rPr>
+          <w:rFonts w:eastAsia="Times New Roman"/>
+          <w:sz w:val="20"/>
+          <w:szCs w:val="20"/>
+          <w:lang w:eastAsia="es-CO"/>
+        </w:rPr>
+        <w:t>c</w:t>
       </w:r>
       <w:r>
         <w:rPr>
@@ -12418,7 +12666,20 @@
           <w:highlight w:val="cyan"/>
           <w:lang w:eastAsia="es-CO"/>
         </w:rPr>
-        <w:t>heck-in online</w:t>
+        <w:t>heck</w:t>
+      </w:r>
+      <w:proofErr w:type="spellEnd"/>
+      <w:r>
+        <w:rPr>
+          <w:rFonts w:eastAsia="Times New Roman"/>
+          <w:i/>
+          <w:iCs/>
+          <w:sz w:val="20"/>
+          <w:szCs w:val="20"/>
+          <w:highlight w:val="cyan"/>
+          <w:lang w:eastAsia="es-CO"/>
+        </w:rPr>
+        <w:t>-in online</w:t>
       </w:r>
       <w:r>
         <w:rPr>
@@ -12566,7 +12827,7 @@
                     <pic:cNvPicPr/>
                   </pic:nvPicPr>
                   <pic:blipFill>
-                    <a:blip r:embed="rId24">
+                    <a:blip r:embed="rId22">
                       <a:extLst>
                         <a:ext uri="{28A0092B-C50C-407E-A947-70E740481C1C}">
                           <a14:useLocalDpi xmlns:a14="http://schemas.microsoft.com/office/drawing/2010/main" val="0"/>
@@ -12628,6 +12889,7 @@
         </w:rPr>
         <w:t xml:space="preserve">La recepción hotelera, también conocida como </w:t>
       </w:r>
+      <w:proofErr w:type="spellStart"/>
       <w:r>
         <w:rPr>
           <w:i/>
@@ -12636,38 +12898,9 @@
           <w:szCs w:val="20"/>
           <w:highlight w:val="cyan"/>
         </w:rPr>
-        <w:t>front office</w:t>
-      </w:r>
-      <w:r>
-        <w:rPr>
-          <w:sz w:val="20"/>
-          <w:szCs w:val="20"/>
-        </w:rPr>
-        <w:t>, constituye el núcleo operativo del establecimiento, al ser el primer y principal punto de contacto entre el huésped y el hotel; como departamento desempeña un papel estratégico en la experiencia del cliente y en la coordinación interna del servicio.</w:t>
-      </w:r>
-    </w:p>
-    <w:p>
-      <w:pPr>
-        <w:rPr>
-          <w:sz w:val="20"/>
-          <w:szCs w:val="20"/>
-        </w:rPr>
-      </w:pPr>
-    </w:p>
-    <w:p>
-      <w:pPr>
-        <w:rPr>
-          <w:sz w:val="20"/>
-          <w:szCs w:val="20"/>
-        </w:rPr>
-      </w:pPr>
-      <w:r>
-        <w:rPr>
-          <w:sz w:val="20"/>
-          <w:szCs w:val="20"/>
-        </w:rPr>
-        <w:t xml:space="preserve">Entre sus funciones principales se encuentran la gestión de </w:t>
-      </w:r>
+        <w:t>front</w:t>
+      </w:r>
+      <w:proofErr w:type="spellEnd"/>
       <w:r>
         <w:rPr>
           <w:i/>
@@ -12676,8 +12909,47 @@
           <w:szCs w:val="20"/>
           <w:highlight w:val="cyan"/>
         </w:rPr>
-        <w:t>C</w:t>
-      </w:r>
+        <w:t xml:space="preserve"> office</w:t>
+      </w:r>
+      <w:r>
+        <w:rPr>
+          <w:sz w:val="20"/>
+          <w:szCs w:val="20"/>
+        </w:rPr>
+        <w:t>, constituye el núcleo operativo del establecimiento, al ser el primer y principal punto de contacto entre el huésped y el hotel; como departamento desempeña un papel estratégico en la experiencia del cliente y en la coordinación interna del servicio.</w:t>
+      </w:r>
+    </w:p>
+    <w:p>
+      <w:pPr>
+        <w:rPr>
+          <w:sz w:val="20"/>
+          <w:szCs w:val="20"/>
+        </w:rPr>
+      </w:pPr>
+    </w:p>
+    <w:p>
+      <w:pPr>
+        <w:rPr>
+          <w:sz w:val="20"/>
+          <w:szCs w:val="20"/>
+        </w:rPr>
+      </w:pPr>
+      <w:r>
+        <w:rPr>
+          <w:sz w:val="20"/>
+          <w:szCs w:val="20"/>
+        </w:rPr>
+        <w:t xml:space="preserve">Entre sus funciones principales se encuentran la gestión </w:t>
+      </w:r>
+      <w:proofErr w:type="gramStart"/>
+      <w:r>
+        <w:rPr>
+          <w:sz w:val="20"/>
+          <w:szCs w:val="20"/>
+        </w:rPr>
+        <w:t xml:space="preserve">de </w:t>
+      </w:r>
+      <w:proofErr w:type="spellStart"/>
       <w:r>
         <w:rPr>
           <w:i/>
@@ -12686,7 +12958,7 @@
           <w:szCs w:val="20"/>
           <w:highlight w:val="cyan"/>
         </w:rPr>
-        <w:t xml:space="preserve">heck-in y </w:t>
+        <w:t>c</w:t>
       </w:r>
       <w:r>
         <w:rPr>
@@ -12696,8 +12968,9 @@
           <w:szCs w:val="20"/>
           <w:highlight w:val="cyan"/>
         </w:rPr>
-        <w:t>C</w:t>
-      </w:r>
+        <w:t>heck</w:t>
+      </w:r>
+      <w:proofErr w:type="spellEnd"/>
       <w:r>
         <w:rPr>
           <w:i/>
@@ -12706,8 +12979,41 @@
           <w:szCs w:val="20"/>
           <w:highlight w:val="cyan"/>
         </w:rPr>
+        <w:t>-in</w:t>
+      </w:r>
+      <w:proofErr w:type="gramEnd"/>
+      <w:r>
+        <w:rPr>
+          <w:i/>
+          <w:iCs/>
+          <w:sz w:val="20"/>
+          <w:szCs w:val="20"/>
+          <w:highlight w:val="cyan"/>
+        </w:rPr>
+        <w:t xml:space="preserve"> y </w:t>
+      </w:r>
+      <w:proofErr w:type="spellStart"/>
+      <w:r>
+        <w:rPr>
+          <w:i/>
+          <w:iCs/>
+          <w:sz w:val="20"/>
+          <w:szCs w:val="20"/>
+          <w:highlight w:val="cyan"/>
+        </w:rPr>
+        <w:t>c</w:t>
+      </w:r>
+      <w:r>
+        <w:rPr>
+          <w:i/>
+          <w:iCs/>
+          <w:sz w:val="20"/>
+          <w:szCs w:val="20"/>
+          <w:highlight w:val="cyan"/>
+        </w:rPr>
         <w:t>heck-out</w:t>
       </w:r>
+      <w:proofErr w:type="spellEnd"/>
       <w:r>
         <w:rPr>
           <w:sz w:val="20"/>
@@ -12786,6 +13092,7 @@
         </w:rPr>
         <w:t xml:space="preserve">Estructura organizacional del área del </w:t>
       </w:r>
+      <w:proofErr w:type="spellStart"/>
       <w:r>
         <w:rPr>
           <w:b/>
@@ -12796,68 +13103,9 @@
           <w:szCs w:val="20"/>
           <w:highlight w:val="cyan"/>
         </w:rPr>
-        <w:t>front office</w:t>
-      </w:r>
-    </w:p>
-    <w:p>
-      <w:pPr>
-        <w:rPr>
-          <w:sz w:val="20"/>
-          <w:szCs w:val="20"/>
-        </w:rPr>
-      </w:pPr>
-      <w:r>
-        <w:rPr>
-          <w:sz w:val="20"/>
-          <w:szCs w:val="20"/>
-        </w:rPr>
-        <w:t xml:space="preserve">El área de </w:t>
-      </w:r>
-      <w:r>
-        <w:rPr>
-          <w:i/>
-          <w:iCs/>
-          <w:sz w:val="20"/>
-          <w:szCs w:val="20"/>
-          <w:highlight w:val="cyan"/>
-        </w:rPr>
-        <w:t>front office</w:t>
-      </w:r>
-      <w:r>
-        <w:rPr>
-          <w:sz w:val="20"/>
-          <w:szCs w:val="20"/>
-        </w:rPr>
-        <w:t xml:space="preserve"> se organiza jerárquicamente para garantizar una atención eficiente y continua al huésped. Su estructura puede variar según el tamaño y categoría del establecimiento.</w:t>
-      </w:r>
-    </w:p>
-    <w:p>
-      <w:pPr>
-        <w:rPr>
-          <w:sz w:val="20"/>
-          <w:szCs w:val="20"/>
-        </w:rPr>
-      </w:pPr>
-    </w:p>
-    <w:p>
-      <w:pPr>
-        <w:rPr>
-          <w:rFonts w:eastAsia="Times New Roman"/>
-          <w:sz w:val="20"/>
-          <w:szCs w:val="20"/>
-          <w:lang w:eastAsia="es-CO"/>
-        </w:rPr>
-      </w:pPr>
-      <w:r>
-        <w:rPr>
-          <w:b/>
-          <w:bCs/>
-          <w:sz w:val="20"/>
-          <w:szCs w:val="20"/>
-          <w:lang w:eastAsia="es-CO"/>
-        </w:rPr>
-        <w:t xml:space="preserve">Funciones generales del </w:t>
-      </w:r>
+        <w:t>front</w:t>
+      </w:r>
+      <w:proofErr w:type="spellEnd"/>
       <w:r>
         <w:rPr>
           <w:b/>
@@ -12867,9 +13115,108 @@
           <w:sz w:val="20"/>
           <w:szCs w:val="20"/>
           <w:highlight w:val="cyan"/>
-          <w:lang w:eastAsia="es-CO"/>
-        </w:rPr>
-        <w:t>front office</w:t>
+        </w:rPr>
+        <w:t xml:space="preserve"> office</w:t>
+      </w:r>
+    </w:p>
+    <w:p>
+      <w:pPr>
+        <w:rPr>
+          <w:sz w:val="20"/>
+          <w:szCs w:val="20"/>
+        </w:rPr>
+      </w:pPr>
+      <w:r>
+        <w:rPr>
+          <w:sz w:val="20"/>
+          <w:szCs w:val="20"/>
+        </w:rPr>
+        <w:t xml:space="preserve">El área de </w:t>
+      </w:r>
+      <w:proofErr w:type="spellStart"/>
+      <w:r>
+        <w:rPr>
+          <w:i/>
+          <w:iCs/>
+          <w:sz w:val="20"/>
+          <w:szCs w:val="20"/>
+          <w:highlight w:val="cyan"/>
+        </w:rPr>
+        <w:t>front</w:t>
+      </w:r>
+      <w:proofErr w:type="spellEnd"/>
+      <w:r>
+        <w:rPr>
+          <w:i/>
+          <w:iCs/>
+          <w:sz w:val="20"/>
+          <w:szCs w:val="20"/>
+          <w:highlight w:val="cyan"/>
+        </w:rPr>
+        <w:t xml:space="preserve"> office</w:t>
+      </w:r>
+      <w:r>
+        <w:rPr>
+          <w:sz w:val="20"/>
+          <w:szCs w:val="20"/>
+        </w:rPr>
+        <w:t xml:space="preserve"> se organiza jerárquicamente para garantizar una atención eficiente y continua al huésped. Su estructura puede variar según el tamaño y categoría del establecimiento.</w:t>
+      </w:r>
+    </w:p>
+    <w:p>
+      <w:pPr>
+        <w:rPr>
+          <w:sz w:val="20"/>
+          <w:szCs w:val="20"/>
+        </w:rPr>
+      </w:pPr>
+    </w:p>
+    <w:p>
+      <w:pPr>
+        <w:rPr>
+          <w:rFonts w:eastAsia="Times New Roman"/>
+          <w:sz w:val="20"/>
+          <w:szCs w:val="20"/>
+          <w:lang w:eastAsia="es-CO"/>
+        </w:rPr>
+      </w:pPr>
+      <w:r>
+        <w:rPr>
+          <w:b/>
+          <w:bCs/>
+          <w:sz w:val="20"/>
+          <w:szCs w:val="20"/>
+          <w:lang w:eastAsia="es-CO"/>
+        </w:rPr>
+        <w:t xml:space="preserve">Funciones generales del </w:t>
+      </w:r>
+      <w:proofErr w:type="spellStart"/>
+      <w:r>
+        <w:rPr>
+          <w:b/>
+          <w:bCs/>
+          <w:i/>
+          <w:iCs/>
+          <w:sz w:val="20"/>
+          <w:szCs w:val="20"/>
+          <w:highlight w:val="cyan"/>
+          <w:lang w:eastAsia="es-CO"/>
+        </w:rPr>
+        <w:t>front</w:t>
+      </w:r>
+      <w:proofErr w:type="spellEnd"/>
+      <w:r>
+        <w:rPr>
+          <w:b/>
+          <w:bCs/>
+          <w:i/>
+          <w:iCs/>
+          <w:sz w:val="20"/>
+          <w:szCs w:val="20"/>
+          <w:highlight w:val="cyan"/>
+          <w:lang w:eastAsia="es-CO"/>
+        </w:rPr>
+        <w:t xml:space="preserve"> office</w:t>
       </w:r>
       <w:r>
         <w:rPr>
@@ -12936,6 +13283,7 @@
         </w:rPr>
         <w:t xml:space="preserve">Asignación de habitaciones, función realizada por el </w:t>
       </w:r>
+      <w:proofErr w:type="spellStart"/>
       <w:r>
         <w:rPr>
           <w:rFonts w:eastAsia="Times New Roman"/>
@@ -12946,8 +13294,35 @@
           <w:highlight w:val="cyan"/>
           <w:lang w:eastAsia="es-CO"/>
         </w:rPr>
-        <w:t>Rooms Controller</w:t>
-      </w:r>
+        <w:t>Rooms</w:t>
+      </w:r>
+      <w:proofErr w:type="spellEnd"/>
+      <w:r>
+        <w:rPr>
+          <w:rFonts w:eastAsia="Times New Roman"/>
+          <w:i/>
+          <w:iCs/>
+          <w:sz w:val="20"/>
+          <w:szCs w:val="20"/>
+          <w:highlight w:val="cyan"/>
+          <w:lang w:eastAsia="es-CO"/>
+        </w:rPr>
+        <w:t xml:space="preserve"> </w:t>
+      </w:r>
+      <w:proofErr w:type="spellStart"/>
+      <w:r>
+        <w:rPr>
+          <w:rFonts w:eastAsia="Times New Roman"/>
+          <w:i/>
+          <w:iCs/>
+          <w:sz w:val="20"/>
+          <w:szCs w:val="20"/>
+          <w:highlight w:val="cyan"/>
+          <w:lang w:eastAsia="es-CO"/>
+        </w:rPr>
+        <w:t>Controller</w:t>
+      </w:r>
+      <w:proofErr w:type="spellEnd"/>
       <w:r>
         <w:rPr>
           <w:rFonts w:eastAsia="Times New Roman"/>
@@ -12981,6 +13356,7 @@
         </w:rPr>
         <w:t xml:space="preserve">Registro de entrada o </w:t>
       </w:r>
+      <w:proofErr w:type="spellStart"/>
       <w:r>
         <w:rPr>
           <w:rFonts w:eastAsia="Times New Roman"/>
@@ -12989,7 +13365,7 @@
           <w:highlight w:val="cyan"/>
           <w:lang w:eastAsia="es-CO"/>
         </w:rPr>
-        <w:t>C</w:t>
+        <w:t>c</w:t>
       </w:r>
       <w:r>
         <w:rPr>
@@ -13001,7 +13377,20 @@
           <w:highlight w:val="cyan"/>
           <w:lang w:eastAsia="es-CO"/>
         </w:rPr>
-        <w:t>heck-in</w:t>
+        <w:t>heck</w:t>
+      </w:r>
+      <w:proofErr w:type="spellEnd"/>
+      <w:r>
+        <w:rPr>
+          <w:rFonts w:eastAsia="Times New Roman"/>
+          <w:i/>
+          <w:iCs/>
+          <w:sz w:val="20"/>
+          <w:szCs w:val="20"/>
+          <w:highlight w:val="cyan"/>
+          <w:lang w:eastAsia="es-CO"/>
+        </w:rPr>
+        <w:t>-in</w:t>
       </w:r>
       <w:r>
         <w:rPr>
@@ -13156,6 +13545,7 @@
         </w:rPr>
         <w:t xml:space="preserve">Registro de salida o </w:t>
       </w:r>
+      <w:proofErr w:type="spellStart"/>
       <w:r>
         <w:rPr>
           <w:rFonts w:eastAsia="Times New Roman"/>
@@ -13166,7 +13556,7 @@
           <w:highlight w:val="cyan"/>
           <w:lang w:eastAsia="es-CO"/>
         </w:rPr>
-        <w:t>C</w:t>
+        <w:t>c</w:t>
       </w:r>
       <w:r>
         <w:rPr>
@@ -13180,6 +13570,7 @@
         </w:rPr>
         <w:t>heck-out</w:t>
       </w:r>
+      <w:proofErr w:type="spellEnd"/>
       <w:r>
         <w:rPr>
           <w:rFonts w:eastAsia="Times New Roman"/>
@@ -13245,6 +13636,7 @@
         </w:rPr>
         <w:t xml:space="preserve">Figura 1. Organización del </w:t>
       </w:r>
+      <w:proofErr w:type="spellStart"/>
       <w:r>
         <w:rPr>
           <w:b/>
@@ -13255,7 +13647,20 @@
           <w:szCs w:val="20"/>
           <w:highlight w:val="cyan"/>
         </w:rPr>
-        <w:t xml:space="preserve">front </w:t>
+        <w:t>front</w:t>
+      </w:r>
+      <w:proofErr w:type="spellEnd"/>
+      <w:r>
+        <w:rPr>
+          <w:b/>
+          <w:bCs/>
+          <w:i/>
+          <w:iCs/>
+          <w:sz w:val="20"/>
+          <w:szCs w:val="20"/>
+          <w:highlight w:val="cyan"/>
+        </w:rPr>
+        <w:t xml:space="preserve"> </w:t>
       </w:r>
       <w:commentRangeStart w:id="18"/>
       <w:commentRangeStart w:id="19"/>
@@ -13329,7 +13734,7 @@
                     <pic:cNvPicPr/>
                   </pic:nvPicPr>
                   <pic:blipFill>
-                    <a:blip r:embed="rId25"/>
+                    <a:blip r:embed="rId23"/>
                     <a:stretch>
                       <a:fillRect/>
                     </a:stretch>
@@ -13461,6 +13866,7 @@
         </w:rPr>
         <w:t xml:space="preserve">En el área de </w:t>
       </w:r>
+      <w:proofErr w:type="spellStart"/>
       <w:r>
         <w:rPr>
           <w:i/>
@@ -13469,7 +13875,18 @@
           <w:szCs w:val="20"/>
           <w:highlight w:val="cyan"/>
         </w:rPr>
-        <w:t>front office</w:t>
+        <w:t>front</w:t>
+      </w:r>
+      <w:proofErr w:type="spellEnd"/>
+      <w:r>
+        <w:rPr>
+          <w:i/>
+          <w:iCs/>
+          <w:sz w:val="20"/>
+          <w:szCs w:val="20"/>
+          <w:highlight w:val="cyan"/>
+        </w:rPr>
+        <w:t xml:space="preserve"> office</w:t>
       </w:r>
       <w:r>
         <w:rPr>
@@ -13478,6 +13895,7 @@
         </w:rPr>
         <w:t>, los cargos se estructuran jerárquicamente para garantizar una operación eficiente; en el nivel directivo se encuentra el “</w:t>
       </w:r>
+      <w:proofErr w:type="gramStart"/>
       <w:r>
         <w:rPr>
           <w:b/>
@@ -13485,7 +13903,17 @@
           <w:sz w:val="20"/>
           <w:szCs w:val="20"/>
         </w:rPr>
-        <w:t>Jefe de recepción”</w:t>
+        <w:t>Jefe</w:t>
+      </w:r>
+      <w:proofErr w:type="gramEnd"/>
+      <w:r>
+        <w:rPr>
+          <w:b/>
+          <w:bCs/>
+          <w:sz w:val="20"/>
+          <w:szCs w:val="20"/>
+        </w:rPr>
+        <w:t xml:space="preserve"> de recepción”</w:t>
       </w:r>
       <w:r>
         <w:rPr>
@@ -13917,8 +14345,19 @@
           <w:szCs w:val="20"/>
           <w:lang w:eastAsia="es-CO"/>
         </w:rPr>
-        <w:t xml:space="preserve">Es habitual que los hoteles soliciten el pago anticipado o la garantía mediante tarjeta de crédito al momento del </w:t>
-      </w:r>
+        <w:t xml:space="preserve">Es habitual que los hoteles soliciten el pago anticipado o la garantía mediante tarjeta de crédito al momento </w:t>
+      </w:r>
+      <w:proofErr w:type="gramStart"/>
+      <w:r>
+        <w:rPr>
+          <w:rFonts w:eastAsia="Times New Roman"/>
+          <w:sz w:val="20"/>
+          <w:szCs w:val="20"/>
+          <w:lang w:eastAsia="es-CO"/>
+        </w:rPr>
+        <w:t xml:space="preserve">del </w:t>
+      </w:r>
+      <w:proofErr w:type="spellStart"/>
       <w:r>
         <w:rPr>
           <w:rFonts w:eastAsia="Times New Roman"/>
@@ -13929,7 +14368,7 @@
           <w:highlight w:val="cyan"/>
           <w:lang w:eastAsia="es-CO"/>
         </w:rPr>
-        <w:t>C</w:t>
+        <w:t>c</w:t>
       </w:r>
       <w:r>
         <w:rPr>
@@ -13941,7 +14380,33 @@
           <w:highlight w:val="cyan"/>
           <w:lang w:eastAsia="es-CO"/>
         </w:rPr>
-        <w:t>heck-in.</w:t>
+        <w:t>heck</w:t>
+      </w:r>
+      <w:proofErr w:type="spellEnd"/>
+      <w:r>
+        <w:rPr>
+          <w:rFonts w:eastAsia="Times New Roman"/>
+          <w:i/>
+          <w:iCs/>
+          <w:sz w:val="20"/>
+          <w:szCs w:val="20"/>
+          <w:highlight w:val="cyan"/>
+          <w:lang w:eastAsia="es-CO"/>
+        </w:rPr>
+        <w:t>-in</w:t>
+      </w:r>
+      <w:proofErr w:type="gramEnd"/>
+      <w:r>
+        <w:rPr>
+          <w:rFonts w:eastAsia="Times New Roman"/>
+          <w:i/>
+          <w:iCs/>
+          <w:sz w:val="20"/>
+          <w:szCs w:val="20"/>
+          <w:highlight w:val="cyan"/>
+          <w:lang w:eastAsia="es-CO"/>
+        </w:rPr>
+        <w:t>.</w:t>
       </w:r>
     </w:p>
     <w:p>
@@ -14012,8 +14477,19 @@
           <w:szCs w:val="20"/>
           <w:lang w:eastAsia="es-CO"/>
         </w:rPr>
-        <w:t xml:space="preserve">Realizar procesos de </w:t>
-      </w:r>
+        <w:t xml:space="preserve">Realizar procesos </w:t>
+      </w:r>
+      <w:proofErr w:type="gramStart"/>
+      <w:r>
+        <w:rPr>
+          <w:rFonts w:eastAsia="Times New Roman"/>
+          <w:sz w:val="20"/>
+          <w:szCs w:val="20"/>
+          <w:lang w:eastAsia="es-CO"/>
+        </w:rPr>
+        <w:t xml:space="preserve">de </w:t>
+      </w:r>
+      <w:proofErr w:type="spellStart"/>
       <w:r>
         <w:rPr>
           <w:rFonts w:eastAsia="Times New Roman"/>
@@ -14024,7 +14500,7 @@
           <w:highlight w:val="cyan"/>
           <w:lang w:eastAsia="es-CO"/>
         </w:rPr>
-        <w:t>C</w:t>
+        <w:t>c</w:t>
       </w:r>
       <w:r>
         <w:rPr>
@@ -14036,8 +14512,9 @@
           <w:highlight w:val="cyan"/>
           <w:lang w:eastAsia="es-CO"/>
         </w:rPr>
-        <w:t xml:space="preserve">heck-in y </w:t>
-      </w:r>
+        <w:t>heck</w:t>
+      </w:r>
+      <w:proofErr w:type="spellEnd"/>
       <w:r>
         <w:rPr>
           <w:rFonts w:eastAsia="Times New Roman"/>
@@ -14048,8 +14525,9 @@
           <w:highlight w:val="cyan"/>
           <w:lang w:eastAsia="es-CO"/>
         </w:rPr>
-        <w:t>C</w:t>
-      </w:r>
+        <w:t>-in</w:t>
+      </w:r>
+      <w:proofErr w:type="gramEnd"/>
       <w:r>
         <w:rPr>
           <w:rFonts w:eastAsia="Times New Roman"/>
@@ -14060,8 +14538,34 @@
           <w:highlight w:val="cyan"/>
           <w:lang w:eastAsia="es-CO"/>
         </w:rPr>
+        <w:t xml:space="preserve"> y </w:t>
+      </w:r>
+      <w:proofErr w:type="spellStart"/>
+      <w:r>
+        <w:rPr>
+          <w:rFonts w:eastAsia="Times New Roman"/>
+          <w:i/>
+          <w:iCs/>
+          <w:sz w:val="20"/>
+          <w:szCs w:val="20"/>
+          <w:highlight w:val="cyan"/>
+          <w:lang w:eastAsia="es-CO"/>
+        </w:rPr>
+        <w:t>c</w:t>
+      </w:r>
+      <w:r>
+        <w:rPr>
+          <w:rFonts w:eastAsia="Times New Roman"/>
+          <w:i/>
+          <w:iCs/>
+          <w:sz w:val="20"/>
+          <w:szCs w:val="20"/>
+          <w:highlight w:val="cyan"/>
+          <w:lang w:eastAsia="es-CO"/>
+        </w:rPr>
         <w:t>heck-out</w:t>
       </w:r>
+      <w:proofErr w:type="spellEnd"/>
       <w:r>
         <w:rPr>
           <w:rFonts w:eastAsia="Times New Roman"/>
@@ -14749,7 +15253,7 @@
                     <pic:cNvPicPr/>
                   </pic:nvPicPr>
                   <pic:blipFill>
-                    <a:blip r:embed="rId26"/>
+                    <a:blip r:embed="rId24"/>
                     <a:stretch>
                       <a:fillRect/>
                     </a:stretch>
@@ -15452,6 +15956,7 @@
         </w:rPr>
         <w:t xml:space="preserve">Secciones del </w:t>
       </w:r>
+      <w:proofErr w:type="spellStart"/>
       <w:r>
         <w:rPr>
           <w:b/>
@@ -15463,31 +15968,13 @@
           <w:highlight w:val="cyan"/>
           <w:lang w:eastAsia="es-CO"/>
         </w:rPr>
-        <w:t>front office</w:t>
-      </w:r>
-    </w:p>
-    <w:p>
-      <w:pPr>
-        <w:spacing w:before="100" w:beforeAutospacing="1" w:after="100" w:afterAutospacing="1"/>
-        <w:rPr>
-          <w:rFonts w:eastAsia="Times New Roman"/>
-          <w:sz w:val="20"/>
-          <w:szCs w:val="20"/>
-          <w:lang w:eastAsia="es-CO"/>
-        </w:rPr>
-      </w:pPr>
-      <w:r>
-        <w:rPr>
-          <w:rFonts w:eastAsia="Times New Roman"/>
-          <w:sz w:val="20"/>
-          <w:szCs w:val="20"/>
-          <w:lang w:eastAsia="es-CO"/>
-        </w:rPr>
-        <w:t xml:space="preserve">El </w:t>
-      </w:r>
-      <w:r>
-        <w:rPr>
-          <w:rFonts w:eastAsia="Times New Roman"/>
+        <w:t>front</w:t>
+      </w:r>
+      <w:proofErr w:type="spellEnd"/>
+      <w:r>
+        <w:rPr>
+          <w:b/>
+          <w:bCs/>
           <w:i/>
           <w:iCs/>
           <w:sz w:val="20"/>
@@ -15495,7 +15982,53 @@
           <w:highlight w:val="cyan"/>
           <w:lang w:eastAsia="es-CO"/>
         </w:rPr>
-        <w:t>front office</w:t>
+        <w:t xml:space="preserve"> office</w:t>
+      </w:r>
+    </w:p>
+    <w:p>
+      <w:pPr>
+        <w:spacing w:before="100" w:beforeAutospacing="1" w:after="100" w:afterAutospacing="1"/>
+        <w:rPr>
+          <w:rFonts w:eastAsia="Times New Roman"/>
+          <w:sz w:val="20"/>
+          <w:szCs w:val="20"/>
+          <w:lang w:eastAsia="es-CO"/>
+        </w:rPr>
+      </w:pPr>
+      <w:r>
+        <w:rPr>
+          <w:rFonts w:eastAsia="Times New Roman"/>
+          <w:sz w:val="20"/>
+          <w:szCs w:val="20"/>
+          <w:lang w:eastAsia="es-CO"/>
+        </w:rPr>
+        <w:t xml:space="preserve">El </w:t>
+      </w:r>
+      <w:proofErr w:type="spellStart"/>
+      <w:r>
+        <w:rPr>
+          <w:rFonts w:eastAsia="Times New Roman"/>
+          <w:i/>
+          <w:iCs/>
+          <w:sz w:val="20"/>
+          <w:szCs w:val="20"/>
+          <w:highlight w:val="cyan"/>
+          <w:lang w:eastAsia="es-CO"/>
+        </w:rPr>
+        <w:t>front</w:t>
+      </w:r>
+      <w:proofErr w:type="spellEnd"/>
+      <w:r>
+        <w:rPr>
+          <w:rFonts w:eastAsia="Times New Roman"/>
+          <w:i/>
+          <w:iCs/>
+          <w:sz w:val="20"/>
+          <w:szCs w:val="20"/>
+          <w:highlight w:val="cyan"/>
+          <w:lang w:eastAsia="es-CO"/>
+        </w:rPr>
+        <w:t xml:space="preserve"> office</w:t>
       </w:r>
       <w:r>
         <w:rPr>
@@ -15612,15 +16145,7 @@
         </w:rPr>
         <w:t xml:space="preserve">unto central de atención al cliente; gestiona </w:t>
       </w:r>
-      <w:r>
-        <w:rPr>
-          <w:rFonts w:eastAsia="Times New Roman"/>
-          <w:sz w:val="20"/>
-          <w:szCs w:val="20"/>
-          <w:lang w:eastAsia="es-CO"/>
-        </w:rPr>
-        <w:t>C</w:t>
-      </w:r>
+      <w:proofErr w:type="spellStart"/>
       <w:r>
         <w:rPr>
           <w:rFonts w:eastAsia="Times New Roman"/>
@@ -15628,10 +16153,9 @@
           <w:iCs/>
           <w:sz w:val="20"/>
           <w:szCs w:val="20"/>
-          <w:highlight w:val="cyan"/>
-          <w:lang w:eastAsia="es-CO"/>
-        </w:rPr>
-        <w:t xml:space="preserve">heck-in, </w:t>
+          <w:lang w:eastAsia="es-CO"/>
+        </w:rPr>
+        <w:t>c</w:t>
       </w:r>
       <w:r>
         <w:rPr>
@@ -15643,8 +16167,9 @@
           <w:highlight w:val="cyan"/>
           <w:lang w:eastAsia="es-CO"/>
         </w:rPr>
-        <w:t>C</w:t>
-      </w:r>
+        <w:t>heck</w:t>
+      </w:r>
+      <w:proofErr w:type="spellEnd"/>
       <w:r>
         <w:rPr>
           <w:rFonts w:eastAsia="Times New Roman"/>
@@ -15655,7 +16180,45 @@
           <w:highlight w:val="cyan"/>
           <w:lang w:eastAsia="es-CO"/>
         </w:rPr>
-        <w:t>heck-out,</w:t>
+        <w:t xml:space="preserve">-in, </w:t>
+      </w:r>
+      <w:proofErr w:type="spellStart"/>
+      <w:r>
+        <w:rPr>
+          <w:rFonts w:eastAsia="Times New Roman"/>
+          <w:i/>
+          <w:iCs/>
+          <w:sz w:val="20"/>
+          <w:szCs w:val="20"/>
+          <w:highlight w:val="cyan"/>
+          <w:lang w:eastAsia="es-CO"/>
+        </w:rPr>
+        <w:t>c</w:t>
+      </w:r>
+      <w:r>
+        <w:rPr>
+          <w:rFonts w:eastAsia="Times New Roman"/>
+          <w:i/>
+          <w:iCs/>
+          <w:sz w:val="20"/>
+          <w:szCs w:val="20"/>
+          <w:highlight w:val="cyan"/>
+          <w:lang w:eastAsia="es-CO"/>
+        </w:rPr>
+        <w:t>heck-out</w:t>
+      </w:r>
+      <w:proofErr w:type="spellEnd"/>
+      <w:r>
+        <w:rPr>
+          <w:rFonts w:eastAsia="Times New Roman"/>
+          <w:i/>
+          <w:iCs/>
+          <w:sz w:val="20"/>
+          <w:szCs w:val="20"/>
+          <w:highlight w:val="cyan"/>
+          <w:lang w:eastAsia="es-CO"/>
+        </w:rPr>
+        <w:t>,</w:t>
       </w:r>
       <w:r>
         <w:rPr>
@@ -15862,6 +16425,7 @@
         </w:rPr>
         <w:t xml:space="preserve">Relaciones del </w:t>
       </w:r>
+      <w:proofErr w:type="spellStart"/>
       <w:r>
         <w:rPr>
           <w:b/>
@@ -15873,41 +16437,13 @@
           <w:highlight w:val="cyan"/>
           <w:lang w:eastAsia="es-CO"/>
         </w:rPr>
-        <w:t>front office</w:t>
-      </w:r>
+        <w:t>front</w:t>
+      </w:r>
+      <w:proofErr w:type="spellEnd"/>
       <w:r>
         <w:rPr>
           <w:b/>
           <w:bCs/>
-          <w:sz w:val="20"/>
-          <w:szCs w:val="20"/>
-          <w:lang w:eastAsia="es-CO"/>
-        </w:rPr>
-        <w:t xml:space="preserve"> con otros departamentos</w:t>
-      </w:r>
-    </w:p>
-    <w:p>
-      <w:pPr>
-        <w:spacing w:before="100" w:beforeAutospacing="1" w:after="100" w:afterAutospacing="1"/>
-        <w:rPr>
-          <w:rFonts w:eastAsia="Times New Roman"/>
-          <w:sz w:val="20"/>
-          <w:szCs w:val="20"/>
-          <w:lang w:eastAsia="es-CO"/>
-        </w:rPr>
-      </w:pPr>
-      <w:r>
-        <w:rPr>
-          <w:rFonts w:eastAsia="Times New Roman"/>
-          <w:sz w:val="20"/>
-          <w:szCs w:val="20"/>
-          <w:lang w:eastAsia="es-CO"/>
-        </w:rPr>
-        <w:t xml:space="preserve">El </w:t>
-      </w:r>
-      <w:r>
-        <w:rPr>
-          <w:rFonts w:eastAsia="Times New Roman"/>
           <w:i/>
           <w:iCs/>
           <w:sz w:val="20"/>
@@ -15915,7 +16451,63 @@
           <w:highlight w:val="cyan"/>
           <w:lang w:eastAsia="es-CO"/>
         </w:rPr>
-        <w:t>front office</w:t>
+        <w:t xml:space="preserve"> office</w:t>
+      </w:r>
+      <w:r>
+        <w:rPr>
+          <w:b/>
+          <w:bCs/>
+          <w:sz w:val="20"/>
+          <w:szCs w:val="20"/>
+          <w:lang w:eastAsia="es-CO"/>
+        </w:rPr>
+        <w:t xml:space="preserve"> con otros departamentos</w:t>
+      </w:r>
+    </w:p>
+    <w:p>
+      <w:pPr>
+        <w:spacing w:before="100" w:beforeAutospacing="1" w:after="100" w:afterAutospacing="1"/>
+        <w:rPr>
+          <w:rFonts w:eastAsia="Times New Roman"/>
+          <w:sz w:val="20"/>
+          <w:szCs w:val="20"/>
+          <w:lang w:eastAsia="es-CO"/>
+        </w:rPr>
+      </w:pPr>
+      <w:r>
+        <w:rPr>
+          <w:rFonts w:eastAsia="Times New Roman"/>
+          <w:sz w:val="20"/>
+          <w:szCs w:val="20"/>
+          <w:lang w:eastAsia="es-CO"/>
+        </w:rPr>
+        <w:t xml:space="preserve">El </w:t>
+      </w:r>
+      <w:proofErr w:type="spellStart"/>
+      <w:r>
+        <w:rPr>
+          <w:rFonts w:eastAsia="Times New Roman"/>
+          <w:i/>
+          <w:iCs/>
+          <w:sz w:val="20"/>
+          <w:szCs w:val="20"/>
+          <w:highlight w:val="cyan"/>
+          <w:lang w:eastAsia="es-CO"/>
+        </w:rPr>
+        <w:t>front</w:t>
+      </w:r>
+      <w:proofErr w:type="spellEnd"/>
+      <w:r>
+        <w:rPr>
+          <w:rFonts w:eastAsia="Times New Roman"/>
+          <w:i/>
+          <w:iCs/>
+          <w:sz w:val="20"/>
+          <w:szCs w:val="20"/>
+          <w:highlight w:val="cyan"/>
+          <w:lang w:eastAsia="es-CO"/>
+        </w:rPr>
+        <w:t xml:space="preserve"> office</w:t>
       </w:r>
       <w:r>
         <w:rPr>
@@ -16023,6 +16615,7 @@
         </w:rPr>
         <w:t xml:space="preserve">esponsable de la limpieza y mantenimiento de habitaciones y áreas comunes. Informa al </w:t>
       </w:r>
+      <w:proofErr w:type="spellStart"/>
       <w:r>
         <w:rPr>
           <w:rFonts w:eastAsia="Times New Roman"/>
@@ -16033,7 +16626,20 @@
           <w:highlight w:val="cyan"/>
           <w:lang w:eastAsia="es-CO"/>
         </w:rPr>
-        <w:t>front office</w:t>
+        <w:t>front</w:t>
+      </w:r>
+      <w:proofErr w:type="spellEnd"/>
+      <w:r>
+        <w:rPr>
+          <w:rFonts w:eastAsia="Times New Roman"/>
+          <w:i/>
+          <w:iCs/>
+          <w:sz w:val="20"/>
+          <w:szCs w:val="20"/>
+          <w:highlight w:val="cyan"/>
+          <w:lang w:eastAsia="es-CO"/>
+        </w:rPr>
+        <w:t xml:space="preserve"> office</w:t>
       </w:r>
       <w:r>
         <w:rPr>
@@ -16158,6 +16764,7 @@
         </w:rPr>
         <w:t xml:space="preserve">La organización y funcionamiento del área de </w:t>
       </w:r>
+      <w:proofErr w:type="spellStart"/>
       <w:r>
         <w:rPr>
           <w:i/>
@@ -16166,7 +16773,18 @@
           <w:szCs w:val="20"/>
           <w:highlight w:val="cyan"/>
         </w:rPr>
-        <w:t>front office</w:t>
+        <w:t>front</w:t>
+      </w:r>
+      <w:proofErr w:type="spellEnd"/>
+      <w:r>
+        <w:rPr>
+          <w:i/>
+          <w:iCs/>
+          <w:sz w:val="20"/>
+          <w:szCs w:val="20"/>
+          <w:highlight w:val="cyan"/>
+        </w:rPr>
+        <w:t xml:space="preserve"> office</w:t>
       </w:r>
       <w:r>
         <w:rPr>
@@ -16215,6 +16833,7 @@
         </w:rPr>
         <w:t xml:space="preserve">Como cierre de esta temática, es fundamental comprender los pilares del sector hotelero, con especial atención en los procesos operativos del departamento de recepción. El abordaje formativo parte del estudio de la normativa de formalización turística, esencial para entender el marco legal y organizativo de esta actividad. Posteriormente, se explora la categorización de los establecimientos de alojamiento y su portafolio de servicios, lo que permite reconocer la variedad de productos según su clasificación; también se examinan los tipos de habitaciones, sus características y amenidades, en relación con los distintos perfiles de huéspedes. Finalmente, se analiza la estructura organizacional del </w:t>
       </w:r>
+      <w:proofErr w:type="spellStart"/>
       <w:r>
         <w:rPr>
           <w:i/>
@@ -16224,7 +16843,19 @@
           <w:szCs w:val="20"/>
           <w:highlight w:val="cyan"/>
         </w:rPr>
-        <w:t>front office,</w:t>
+        <w:t>front</w:t>
+      </w:r>
+      <w:proofErr w:type="spellEnd"/>
+      <w:r>
+        <w:rPr>
+          <w:i/>
+          <w:iCs/>
+          <w:color w:val="000000" w:themeColor="text1"/>
+          <w:sz w:val="20"/>
+          <w:szCs w:val="20"/>
+          <w:highlight w:val="cyan"/>
+        </w:rPr>
+        <w:t xml:space="preserve"> office,</w:t>
       </w:r>
       <w:r>
         <w:rPr>
@@ -16269,7 +16900,7 @@
                     <pic:cNvPicPr/>
                   </pic:nvPicPr>
                   <pic:blipFill>
-                    <a:blip r:embed="rId27"/>
+                    <a:blip r:embed="rId25"/>
                     <a:stretch>
                       <a:fillRect/>
                     </a:stretch>
@@ -16363,7 +16994,7 @@
                     <pic:cNvPicPr/>
                   </pic:nvPicPr>
                   <pic:blipFill>
-                    <a:blip r:embed="rId28"/>
+                    <a:blip r:embed="rId26"/>
                     <a:stretch>
                       <a:fillRect/>
                     </a:stretch>
@@ -16682,13 +17313,23 @@
                 <w:szCs w:val="20"/>
               </w:rPr>
             </w:pPr>
+            <w:proofErr w:type="spellStart"/>
             <w:r>
               <w:rPr>
                 <w:color w:val="05103E"/>
                 <w:sz w:val="20"/>
                 <w:szCs w:val="20"/>
               </w:rPr>
-              <w:t>CorporateMX. (2017). </w:t>
+              <w:t>CorporateMX</w:t>
+            </w:r>
+            <w:proofErr w:type="spellEnd"/>
+            <w:r>
+              <w:rPr>
+                <w:color w:val="05103E"/>
+                <w:sz w:val="20"/>
+                <w:szCs w:val="20"/>
+              </w:rPr>
+              <w:t>. (2017). </w:t>
             </w:r>
             <w:r>
               <w:rPr>
@@ -16765,7 +17406,7 @@
                 <w:szCs w:val="20"/>
               </w:rPr>
             </w:pPr>
-            <w:hyperlink r:id="rId29" w:history="1">
+            <w:hyperlink r:id="rId27" w:history="1">
               <w:r>
                 <w:rPr>
                   <w:rStyle w:val="Hipervnculo"/>
@@ -16917,7 +17558,7 @@
                 <w:szCs w:val="20"/>
               </w:rPr>
             </w:pPr>
-            <w:hyperlink r:id="rId30" w:history="1">
+            <w:hyperlink r:id="rId28" w:history="1">
               <w:r>
                 <w:rPr>
                   <w:rStyle w:val="Hipervnculo"/>
@@ -17580,8 +18221,20 @@
                 <w:szCs w:val="20"/>
                 <w:highlight w:val="cyan"/>
               </w:rPr>
-              <w:t>Check-out</w:t>
+              <w:t>Check-</w:t>
             </w:r>
+            <w:proofErr w:type="spellStart"/>
+            <w:r>
+              <w:rPr>
+                <w:i/>
+                <w:iCs/>
+                <w:sz w:val="20"/>
+                <w:szCs w:val="20"/>
+                <w:highlight w:val="cyan"/>
+              </w:rPr>
+              <w:t>out</w:t>
+            </w:r>
+            <w:proofErr w:type="spellEnd"/>
           </w:p>
         </w:tc>
         <w:tc>
@@ -17886,6 +18539,7 @@
                 <w:szCs w:val="20"/>
               </w:rPr>
             </w:pPr>
+            <w:proofErr w:type="spellStart"/>
             <w:r>
               <w:rPr>
                 <w:i/>
@@ -17894,8 +18548,31 @@
                 <w:szCs w:val="20"/>
                 <w:highlight w:val="cyan"/>
               </w:rPr>
-              <w:t>Room service</w:t>
+              <w:t>Room</w:t>
             </w:r>
+            <w:proofErr w:type="spellEnd"/>
+            <w:r>
+              <w:rPr>
+                <w:i/>
+                <w:iCs/>
+                <w:sz w:val="20"/>
+                <w:szCs w:val="20"/>
+                <w:highlight w:val="cyan"/>
+              </w:rPr>
+              <w:t xml:space="preserve"> </w:t>
+            </w:r>
+            <w:proofErr w:type="spellStart"/>
+            <w:r>
+              <w:rPr>
+                <w:i/>
+                <w:iCs/>
+                <w:sz w:val="20"/>
+                <w:szCs w:val="20"/>
+                <w:highlight w:val="cyan"/>
+              </w:rPr>
+              <w:t>service</w:t>
+            </w:r>
+            <w:proofErr w:type="spellEnd"/>
           </w:p>
         </w:tc>
         <w:tc>
@@ -18068,8 +18745,18 @@
           <w:sz w:val="20"/>
           <w:szCs w:val="20"/>
         </w:rPr>
-        <w:t>Instituto Colombiano de Normas Técnicas y Certificación [ICONTEC]. (2009). Clasificación de establecimientos de alojamiento y hospedaje. Categorización por estrellas de hoteles. Requisitos. https://www.mincit.gov.co/getattachment/minturismo/calidad-y-desarrollo-sostenible/calidad-turistica/normas-tecnicas-sectoriales/nts-alojamiento-y-hospedaje-1/norma-tecnica-sectorial-colombiana-ntsh-006-i-actu/norma-tecnica-sectorial-colombiana-ntsh-006-i.pdf.aspx</w:t>
-      </w:r>
+        <w:t xml:space="preserve">Instituto Colombiano de Normas Técnicas y Certificación [ICONTEC]. (2009). Clasificación de establecimientos de alojamiento y hospedaje. Categorización por estrellas de hoteles. Requisitos. </w:t>
+      </w:r>
+      <w:hyperlink r:id="rId29" w:history="1">
+        <w:r>
+          <w:rPr>
+            <w:rStyle w:val="Hipervnculo"/>
+            <w:sz w:val="20"/>
+            <w:szCs w:val="20"/>
+          </w:rPr>
+          <w:t>https://www.mincit.gov.co/getattachment/minturismo/calidad-y-desarrollo-sostenible/calidad-turistica/normas-tecnicas-sectoriales/nts-alojamiento-y-hospedaje-1/norma-tecnica-sectorial-colombiana-ntsh-006-i-actu/norma-tecnica-sectorial-colombiana-ntsh-006-i.pdf.aspx</w:t>
+        </w:r>
+      </w:hyperlink>
     </w:p>
     <w:p>
       <w:pPr>
@@ -18086,8 +18773,94 @@
         <w:rPr>
           <w:sz w:val="20"/>
           <w:szCs w:val="20"/>
-        </w:rPr>
-      </w:pPr>
+          <w:lang w:val="en-US"/>
+        </w:rPr>
+      </w:pPr>
+      <w:proofErr w:type="spellStart"/>
+      <w:r>
+        <w:rPr>
+          <w:sz w:val="20"/>
+          <w:szCs w:val="20"/>
+        </w:rPr>
+        <w:t>Cuboshomes</w:t>
+      </w:r>
+      <w:proofErr w:type="spellEnd"/>
+      <w:r>
+        <w:rPr>
+          <w:sz w:val="20"/>
+          <w:szCs w:val="20"/>
+        </w:rPr>
+        <w:t xml:space="preserve">. (2022). ¿Qué son los </w:t>
+      </w:r>
+      <w:proofErr w:type="spellStart"/>
+      <w:r>
+        <w:rPr>
+          <w:sz w:val="20"/>
+          <w:szCs w:val="20"/>
+        </w:rPr>
+        <w:t>amenities</w:t>
+      </w:r>
+      <w:proofErr w:type="spellEnd"/>
+      <w:r>
+        <w:rPr>
+          <w:sz w:val="20"/>
+          <w:szCs w:val="20"/>
+        </w:rPr>
+        <w:t xml:space="preserve"> y por qué son importantes? - </w:t>
+      </w:r>
+      <w:proofErr w:type="spellStart"/>
+      <w:r>
+        <w:rPr>
+          <w:sz w:val="20"/>
+          <w:szCs w:val="20"/>
+        </w:rPr>
+        <w:t>Homes</w:t>
+      </w:r>
+      <w:proofErr w:type="spellEnd"/>
+      <w:r>
+        <w:rPr>
+          <w:sz w:val="20"/>
+          <w:szCs w:val="20"/>
+        </w:rPr>
+        <w:t xml:space="preserve">. </w:t>
+      </w:r>
+      <w:r>
+        <w:rPr>
+          <w:sz w:val="20"/>
+          <w:szCs w:val="20"/>
+          <w:lang w:val="en-US"/>
+        </w:rPr>
+        <w:t xml:space="preserve">Blog </w:t>
+      </w:r>
+      <w:proofErr w:type="spellStart"/>
+      <w:r>
+        <w:rPr>
+          <w:sz w:val="20"/>
+          <w:szCs w:val="20"/>
+          <w:lang w:val="en-US"/>
+        </w:rPr>
+        <w:t>Cubo’s</w:t>
+      </w:r>
+      <w:proofErr w:type="spellEnd"/>
+      <w:r>
+        <w:rPr>
+          <w:sz w:val="20"/>
+          <w:szCs w:val="20"/>
+          <w:lang w:val="en-US"/>
+        </w:rPr>
+        <w:t xml:space="preserve"> Holiday Homes. </w:t>
+      </w:r>
+      <w:hyperlink r:id="rId30" w:history="1">
+        <w:r>
+          <w:rPr>
+            <w:rStyle w:val="Hipervnculo"/>
+            <w:sz w:val="20"/>
+            <w:szCs w:val="20"/>
+            <w:lang w:val="en-US"/>
+          </w:rPr>
+          <w:t>https://www.cuboshomes.com/blog/que-son-los-amenities-y-por-que-son-importantes/</w:t>
+        </w:r>
+      </w:hyperlink>
     </w:p>
     <w:p>
       <w:pPr>
@@ -18095,15 +18868,9 @@
         <w:rPr>
           <w:sz w:val="20"/>
           <w:szCs w:val="20"/>
-        </w:rPr>
-      </w:pPr>
-      <w:r>
-        <w:rPr>
-          <w:sz w:val="20"/>
-          <w:szCs w:val="20"/>
-        </w:rPr>
-        <w:t xml:space="preserve">Cuboshomes. (2022). ¿Qué son los amenities y por qué son importantes? - Blog Cubo's Holiday Homes. Blog Cubo’s Holiday Homes. https://www.cuboshomes.com/blog/que-son-los-amenities-y-por-que-son-importantes/ </w:t>
-      </w:r>
+          <w:lang w:val="en-US"/>
+        </w:rPr>
+      </w:pPr>
     </w:p>
     <w:p>
       <w:pPr>
@@ -18113,6 +18880,45 @@
           <w:szCs w:val="20"/>
         </w:rPr>
       </w:pPr>
+      <w:r>
+        <w:rPr>
+          <w:sz w:val="20"/>
+          <w:szCs w:val="20"/>
+        </w:rPr>
+        <w:t xml:space="preserve">Moshé, K., &amp; </w:t>
+      </w:r>
+      <w:proofErr w:type="spellStart"/>
+      <w:r>
+        <w:rPr>
+          <w:sz w:val="20"/>
+          <w:szCs w:val="20"/>
+        </w:rPr>
+        <w:t>Lastor</w:t>
+      </w:r>
+      <w:proofErr w:type="spellEnd"/>
+      <w:r>
+        <w:rPr>
+          <w:sz w:val="20"/>
+          <w:szCs w:val="20"/>
+        </w:rPr>
+        <w:t xml:space="preserve">, C. (2024). Diseño de sistema de señalética para indicar a los huéspedes reales y potenciales, las diferentes áreas internas y externas del Hotel California </w:t>
+      </w:r>
+      <w:proofErr w:type="spellStart"/>
+      <w:r>
+        <w:rPr>
+          <w:sz w:val="20"/>
+          <w:szCs w:val="20"/>
+        </w:rPr>
+        <w:t>Pacific</w:t>
+      </w:r>
+      <w:proofErr w:type="spellEnd"/>
+      <w:r>
+        <w:rPr>
+          <w:sz w:val="20"/>
+          <w:szCs w:val="20"/>
+        </w:rPr>
+        <w:t xml:space="preserve"> Palm. </w:t>
+      </w:r>
     </w:p>
     <w:p>
       <w:pPr>
@@ -18122,13 +18928,6 @@
           <w:szCs w:val="20"/>
         </w:rPr>
       </w:pPr>
-      <w:r>
-        <w:rPr>
-          <w:sz w:val="20"/>
-          <w:szCs w:val="20"/>
-        </w:rPr>
-        <w:t xml:space="preserve">Moshé, K., &amp; Lastor, C. (2024). Diseño de sistema de señalética para indicar a los huéspedes reales y potenciales, las diferentes áreas internas y externas del Hotel California Pacific Palm. Escuintla, Guatemala, 2023 (Doctoral dissertation). </w:t>
-      </w:r>
     </w:p>
     <w:p>
       <w:pPr>
@@ -18138,6 +18937,75 @@
           <w:szCs w:val="20"/>
         </w:rPr>
       </w:pPr>
+      <w:r>
+        <w:rPr>
+          <w:sz w:val="20"/>
+          <w:szCs w:val="20"/>
+        </w:rPr>
+        <w:t>Martín, F. J. S. (2014). La actuación lexicográfica en el “Diccionario de la Lengua Española”</w:t>
+      </w:r>
+      <w:r>
+        <w:rPr>
+          <w:sz w:val="20"/>
+          <w:szCs w:val="20"/>
+        </w:rPr>
+        <w:t xml:space="preserve"> </w:t>
+      </w:r>
+      <w:r>
+        <w:rPr>
+          <w:sz w:val="20"/>
+          <w:szCs w:val="20"/>
+        </w:rPr>
+        <w:t xml:space="preserve">(DRAE): Estudio de las novedades para la 23ª edición. </w:t>
+      </w:r>
+      <w:proofErr w:type="spellStart"/>
+      <w:r>
+        <w:rPr>
+          <w:sz w:val="20"/>
+          <w:szCs w:val="20"/>
+        </w:rPr>
+        <w:t>Anuari</w:t>
+      </w:r>
+      <w:proofErr w:type="spellEnd"/>
+      <w:r>
+        <w:rPr>
+          <w:sz w:val="20"/>
+          <w:szCs w:val="20"/>
+        </w:rPr>
+        <w:t xml:space="preserve"> de </w:t>
+      </w:r>
+      <w:proofErr w:type="spellStart"/>
+      <w:r>
+        <w:rPr>
+          <w:sz w:val="20"/>
+          <w:szCs w:val="20"/>
+        </w:rPr>
+        <w:t>Filologia</w:t>
+      </w:r>
+      <w:proofErr w:type="spellEnd"/>
+      <w:r>
+        <w:rPr>
+          <w:sz w:val="20"/>
+          <w:szCs w:val="20"/>
+        </w:rPr>
+        <w:t xml:space="preserve">. </w:t>
+      </w:r>
+      <w:proofErr w:type="spellStart"/>
+      <w:r>
+        <w:rPr>
+          <w:sz w:val="20"/>
+          <w:szCs w:val="20"/>
+        </w:rPr>
+        <w:t>Estudis</w:t>
+      </w:r>
+      <w:proofErr w:type="spellEnd"/>
+      <w:r>
+        <w:rPr>
+          <w:sz w:val="20"/>
+          <w:szCs w:val="20"/>
+        </w:rPr>
+        <w:t xml:space="preserve"> de Lingüística, (4), 43-69. </w:t>
+      </w:r>
     </w:p>
     <w:p>
       <w:pPr>
@@ -18147,13 +19015,6 @@
           <w:szCs w:val="20"/>
         </w:rPr>
       </w:pPr>
-      <w:r>
-        <w:rPr>
-          <w:sz w:val="20"/>
-          <w:szCs w:val="20"/>
-        </w:rPr>
-        <w:t xml:space="preserve">Martín, F. J. S. (2014). La actuación lexicográfica en el “Diccionario de la Lengua Española”(DRAE): Estudio de las novedades para la 23ª edición. Anuari de Filologia. Estudis de Lingüística, (4), 43-69. </w:t>
-      </w:r>
     </w:p>
     <w:p>
       <w:pPr>
@@ -18161,8 +19022,54 @@
         <w:rPr>
           <w:sz w:val="20"/>
           <w:szCs w:val="20"/>
-        </w:rPr>
-      </w:pPr>
+          <w:lang w:val="en-US"/>
+        </w:rPr>
+      </w:pPr>
+      <w:proofErr w:type="spellStart"/>
+      <w:r>
+        <w:rPr>
+          <w:sz w:val="20"/>
+          <w:szCs w:val="20"/>
+        </w:rPr>
+        <w:t>Cloudbeds</w:t>
+      </w:r>
+      <w:proofErr w:type="spellEnd"/>
+      <w:r>
+        <w:rPr>
+          <w:sz w:val="20"/>
+          <w:szCs w:val="20"/>
+        </w:rPr>
+        <w:t xml:space="preserve">. (2024). 10 tipos de huéspedes de hotel: ejemplos y perfiles de clientes. </w:t>
+      </w:r>
+      <w:proofErr w:type="spellStart"/>
+      <w:r>
+        <w:rPr>
+          <w:sz w:val="20"/>
+          <w:szCs w:val="20"/>
+          <w:lang w:val="en-US"/>
+        </w:rPr>
+        <w:t>Cloudbeds</w:t>
+      </w:r>
+      <w:proofErr w:type="spellEnd"/>
+      <w:r>
+        <w:rPr>
+          <w:sz w:val="20"/>
+          <w:szCs w:val="20"/>
+          <w:lang w:val="en-US"/>
+        </w:rPr>
+        <w:t xml:space="preserve">. </w:t>
+      </w:r>
+      <w:hyperlink r:id="rId31" w:history="1">
+        <w:r>
+          <w:rPr>
+            <w:rStyle w:val="Hipervnculo"/>
+            <w:sz w:val="20"/>
+            <w:szCs w:val="20"/>
+            <w:lang w:val="en-US"/>
+          </w:rPr>
+          <w:t>https://www.cloudbeds.com/es/articulos/tipos-huespedes-hotel/</w:t>
+        </w:r>
+      </w:hyperlink>
     </w:p>
     <w:p>
       <w:pPr>
@@ -18170,14 +19077,16 @@
         <w:rPr>
           <w:sz w:val="20"/>
           <w:szCs w:val="20"/>
-        </w:rPr>
-      </w:pPr>
-      <w:r>
-        <w:rPr>
-          <w:sz w:val="20"/>
-          <w:szCs w:val="20"/>
-        </w:rPr>
-        <w:t xml:space="preserve">Cloudbeds. (2024). 10 tipos de huéspedes de hotel: ejemplos y perfiles de clientes. Cloudbeds. https://www.cloudbeds.com/es/articulos/tipos-huespedes-hotel/ </w:t>
+          <w:lang w:val="en-US"/>
+        </w:rPr>
+      </w:pPr>
+      <w:r>
+        <w:rPr>
+          <w:sz w:val="20"/>
+          <w:szCs w:val="20"/>
+          <w:lang w:val="en-US"/>
+        </w:rPr>
+        <w:t xml:space="preserve"> </w:t>
       </w:r>
     </w:p>
     <w:p>
@@ -18188,6 +19097,38 @@
           <w:szCs w:val="20"/>
         </w:rPr>
       </w:pPr>
+      <w:r>
+        <w:rPr>
+          <w:sz w:val="20"/>
+          <w:szCs w:val="20"/>
+          <w:lang w:val="en-US"/>
+        </w:rPr>
+        <w:t xml:space="preserve">Chan, Z. (2016). </w:t>
+      </w:r>
+      <w:r>
+        <w:rPr>
+          <w:sz w:val="20"/>
+          <w:szCs w:val="20"/>
+        </w:rPr>
+        <w:t>Estructura organizacional de recepción.</w:t>
+      </w:r>
+      <w:r>
+        <w:rPr>
+          <w:sz w:val="20"/>
+          <w:szCs w:val="20"/>
+        </w:rPr>
+        <w:t xml:space="preserve"> </w:t>
+      </w:r>
+      <w:hyperlink r:id="rId32" w:history="1">
+        <w:r>
+          <w:rPr>
+            <w:rStyle w:val="Hipervnculo"/>
+            <w:sz w:val="20"/>
+            <w:szCs w:val="20"/>
+          </w:rPr>
+          <w:t>https://www.academia.edu/28413740/Estructura_organizacional_de_recepci%C3%B3n</w:t>
+        </w:r>
+      </w:hyperlink>
     </w:p>
     <w:p>
       <w:pPr>
@@ -18197,13 +19138,6 @@
           <w:szCs w:val="20"/>
         </w:rPr>
       </w:pPr>
-      <w:r>
-        <w:rPr>
-          <w:sz w:val="20"/>
-          <w:szCs w:val="20"/>
-        </w:rPr>
-        <w:t xml:space="preserve">Chan, Z. (2016). Estructura organizacional de recepción. www.academia.edu. https://www.academia.edu/28413740/Estructura_organizacional_de_recepci%C3%B3n </w:t>
-      </w:r>
     </w:p>
     <w:p>
       <w:pPr>
@@ -18211,8 +19145,70 @@
         <w:rPr>
           <w:sz w:val="20"/>
           <w:szCs w:val="20"/>
-        </w:rPr>
-      </w:pPr>
+          <w:lang w:val="en-US"/>
+        </w:rPr>
+      </w:pPr>
+      <w:proofErr w:type="spellStart"/>
+      <w:r>
+        <w:rPr>
+          <w:sz w:val="20"/>
+          <w:szCs w:val="20"/>
+        </w:rPr>
+        <w:t>Educaweb</w:t>
+      </w:r>
+      <w:proofErr w:type="spellEnd"/>
+      <w:r>
+        <w:rPr>
+          <w:sz w:val="20"/>
+          <w:szCs w:val="20"/>
+        </w:rPr>
+        <w:t xml:space="preserve">. (s. f.). Recepcionista de hotel. </w:t>
+      </w:r>
+      <w:proofErr w:type="spellStart"/>
+      <w:r>
+        <w:rPr>
+          <w:sz w:val="20"/>
+          <w:szCs w:val="20"/>
+          <w:lang w:val="en-US"/>
+        </w:rPr>
+        <w:t>E</w:t>
+      </w:r>
+      <w:r>
+        <w:rPr>
+          <w:sz w:val="20"/>
+          <w:szCs w:val="20"/>
+          <w:lang w:val="en-US"/>
+        </w:rPr>
+        <w:t>ducaweb</w:t>
+      </w:r>
+      <w:proofErr w:type="spellEnd"/>
+      <w:r>
+        <w:rPr>
+          <w:sz w:val="20"/>
+          <w:szCs w:val="20"/>
+          <w:lang w:val="en-US"/>
+        </w:rPr>
+        <w:t>.</w:t>
+      </w:r>
+      <w:r>
+        <w:rPr>
+          <w:sz w:val="20"/>
+          <w:szCs w:val="20"/>
+          <w:lang w:val="en-US"/>
+        </w:rPr>
+        <w:t xml:space="preserve"> </w:t>
+      </w:r>
+      <w:hyperlink r:id="rId33" w:history="1">
+        <w:r>
+          <w:rPr>
+            <w:rStyle w:val="Hipervnculo"/>
+            <w:sz w:val="20"/>
+            <w:szCs w:val="20"/>
+            <w:lang w:val="en-US"/>
+          </w:rPr>
+          <w:t>https://www.educaweb.com/profesion/recepcionista-hotel-130/</w:t>
+        </w:r>
+      </w:hyperlink>
     </w:p>
     <w:p>
       <w:pPr>
@@ -18220,43 +19216,9 @@
         <w:rPr>
           <w:sz w:val="20"/>
           <w:szCs w:val="20"/>
-        </w:rPr>
-      </w:pPr>
-      <w:r>
-        <w:rPr>
-          <w:sz w:val="20"/>
-          <w:szCs w:val="20"/>
-        </w:rPr>
-        <w:t xml:space="preserve">Educaweb. (s. f.). Recepcionista de hotel. </w:t>
-      </w:r>
-      <w:r>
-        <w:rPr>
-          <w:sz w:val="20"/>
-          <w:szCs w:val="20"/>
-        </w:rPr>
-        <w:t>E</w:t>
-      </w:r>
-      <w:r>
-        <w:rPr>
-          <w:sz w:val="20"/>
-          <w:szCs w:val="20"/>
-        </w:rPr>
-        <w:t>ducaweb</w:t>
-      </w:r>
-      <w:r>
-        <w:rPr>
-          <w:sz w:val="20"/>
-          <w:szCs w:val="20"/>
-        </w:rPr>
-        <w:t>.</w:t>
-      </w:r>
-      <w:r>
-        <w:rPr>
-          <w:sz w:val="20"/>
-          <w:szCs w:val="20"/>
-        </w:rPr>
-        <w:t xml:space="preserve"> https://www.educaweb.com/profesion/recepcionista-hotel-130/</w:t>
-      </w:r>
+          <w:lang w:val="en-US"/>
+        </w:rPr>
+      </w:pPr>
     </w:p>
     <w:p>
       <w:pPr>
@@ -18266,21 +19228,30 @@
           <w:szCs w:val="20"/>
         </w:rPr>
       </w:pPr>
-    </w:p>
-    <w:p>
-      <w:pPr>
-        <w:ind w:left="720" w:hanging="720"/>
-        <w:rPr>
-          <w:sz w:val="20"/>
-          <w:szCs w:val="20"/>
-        </w:rPr>
-      </w:pPr>
-      <w:r>
-        <w:rPr>
-          <w:sz w:val="20"/>
-          <w:szCs w:val="20"/>
-        </w:rPr>
-        <w:t xml:space="preserve">Farré, R. R. (2017). Gestión de reservas y procedimientos de recepción. Editorial Síntesis. </w:t>
+      <w:proofErr w:type="spellStart"/>
+      <w:r>
+        <w:rPr>
+          <w:sz w:val="20"/>
+          <w:szCs w:val="20"/>
+          <w:lang w:val="en-US"/>
+        </w:rPr>
+        <w:t>Farré</w:t>
+      </w:r>
+      <w:proofErr w:type="spellEnd"/>
+      <w:r>
+        <w:rPr>
+          <w:sz w:val="20"/>
+          <w:szCs w:val="20"/>
+          <w:lang w:val="en-US"/>
+        </w:rPr>
+        <w:t xml:space="preserve">, R. R. (2017). </w:t>
+      </w:r>
+      <w:r>
+        <w:rPr>
+          <w:sz w:val="20"/>
+          <w:szCs w:val="20"/>
+        </w:rPr>
+        <w:t xml:space="preserve">Gestión de reservas y procedimientos de recepción. Editorial Síntesis. </w:t>
       </w:r>
     </w:p>
     <w:p>
@@ -18380,6 +19351,7 @@
           <w:sz w:val="20"/>
           <w:szCs w:val="20"/>
         </w:rPr>
+        <w:lastRenderedPageBreak/>
         <w:t>CONTROL DEL DOCUMENTO</w:t>
       </w:r>
     </w:p>
@@ -19213,8 +20185,8 @@
       </w:r>
     </w:p>
     <w:sectPr>
-      <w:headerReference w:type="default" r:id="rId31"/>
-      <w:footerReference w:type="default" r:id="rId32"/>
+      <w:headerReference w:type="default" r:id="rId34"/>
+      <w:footerReference w:type="default" r:id="rId35"/>
       <w:pgSz w:w="12240" w:h="15840"/>
       <w:pgMar w:top="1701" w:right="1134" w:bottom="1134" w:left="1134" w:header="720" w:footer="0" w:gutter="0"/>
       <w:pgNumType w:start="1"/>
@@ -33038,23 +34010,6 @@
 </file>
 
 <file path=customXml/item1.xml><?xml version="1.0" encoding="utf-8"?>
-<p:properties xmlns:p="http://schemas.microsoft.com/office/2006/metadata/properties" xmlns:xsi="http://www.w3.org/2001/XMLSchema-instance" xmlns:pc="http://schemas.microsoft.com/office/infopath/2007/PartnerControls">
-  <documentManagement>
-    <TaxCatchAll xmlns="cb45339b-ced9-4d0d-8f64-77573914d53b" xsi:nil="true"/>
-    <lcf76f155ced4ddcb4097134ff3c332f xmlns="43a3ca16-9c26-4813-b83f-4aec9927b43f">
-      <Terms xmlns="http://schemas.microsoft.com/office/infopath/2007/PartnerControls"/>
-    </lcf76f155ced4ddcb4097134ff3c332f>
-  </documentManagement>
-</p:properties>
-</file>
-
-<file path=customXml/item2.xml><?xml version="1.0" encoding="utf-8"?>
-<go:gDocsCustomXmlDataStorage xmlns:go="http://customooxmlschemas.google.com/" xmlns:r="http://schemas.openxmlformats.org/officeDocument/2006/relationships">
-  <go:docsCustomData xmlns:go="http://customooxmlschemas.google.com/" roundtripDataSignature="AMtx7mh3w1sXrKwdjzYCxjbwPkf7wsIk5w==">AMUW2mWhRc/xLonLdtoI8dz4BVu2GREgE7++Eme5Ko+W5/2G+QfXPKxV7NwLPPaJ77IM2LrlHDguxVZnDKcg4iQIvJIe+zJ9DBWjUaWFI+z0k4HbdiCFsJo=</go:docsCustomData>
-</go:gDocsCustomXmlDataStorage>
-</file>
-
-<file path=customXml/item3.xml><?xml version="1.0" encoding="utf-8"?>
 <ct:contentTypeSchema xmlns:ct="http://schemas.microsoft.com/office/2006/metadata/contentType" xmlns:ma="http://schemas.microsoft.com/office/2006/metadata/properties/metaAttributes" ct:_="" ma:_="" ma:contentTypeName="Documento" ma:contentTypeID="0x01010049282E1EDBE9234EA9E6D38F720E265F" ma:contentTypeVersion="15" ma:contentTypeDescription="Crear nuevo documento." ma:contentTypeScope="" ma:versionID="b31c7aa9eaf043a08b87120b3c4916e3">
   <xsd:schema xmlns:xsd="http://www.w3.org/2001/XMLSchema" xmlns:xs="http://www.w3.org/2001/XMLSchema" xmlns:p="http://schemas.microsoft.com/office/2006/metadata/properties" xmlns:ns2="cb45339b-ced9-4d0d-8f64-77573914d53b" xmlns:ns3="43a3ca16-9c26-4813-b83f-4aec9927b43f" targetNamespace="http://schemas.microsoft.com/office/2006/metadata/properties" ma:root="true" ma:fieldsID="3533d065b04d75c457075bc55f1f5315" ns2:_="" ns3:_="">
     <xsd:import namespace="cb45339b-ced9-4d0d-8f64-77573914d53b"/>
@@ -33289,6 +34244,23 @@
 </ct:contentTypeSchema>
 </file>
 
+<file path=customXml/item2.xml><?xml version="1.0" encoding="utf-8"?>
+<go:gDocsCustomXmlDataStorage xmlns:go="http://customooxmlschemas.google.com/" xmlns:r="http://schemas.openxmlformats.org/officeDocument/2006/relationships">
+  <go:docsCustomData xmlns:go="http://customooxmlschemas.google.com/" roundtripDataSignature="AMtx7mh3w1sXrKwdjzYCxjbwPkf7wsIk5w==">AMUW2mWhRc/xLonLdtoI8dz4BVu2GREgE7++Eme5Ko+W5/2G+QfXPKxV7NwLPPaJ77IM2LrlHDguxVZnDKcg4iQIvJIe+zJ9DBWjUaWFI+z0k4HbdiCFsJo=</go:docsCustomData>
+</go:gDocsCustomXmlDataStorage>
+</file>
+
+<file path=customXml/item3.xml><?xml version="1.0" encoding="utf-8"?>
+<p:properties xmlns:p="http://schemas.microsoft.com/office/2006/metadata/properties" xmlns:xsi="http://www.w3.org/2001/XMLSchema-instance" xmlns:pc="http://schemas.microsoft.com/office/infopath/2007/PartnerControls">
+  <documentManagement>
+    <TaxCatchAll xmlns="cb45339b-ced9-4d0d-8f64-77573914d53b" xsi:nil="true"/>
+    <lcf76f155ced4ddcb4097134ff3c332f xmlns="43a3ca16-9c26-4813-b83f-4aec9927b43f">
+      <Terms xmlns="http://schemas.microsoft.com/office/infopath/2007/PartnerControls"/>
+    </lcf76f155ced4ddcb4097134ff3c332f>
+  </documentManagement>
+</p:properties>
+</file>
+
 <file path=customXml/item4.xml><?xml version="1.0" encoding="utf-8"?>
 <?mso-contentType ?>
 <FormTemplates xmlns="http://schemas.microsoft.com/sharepoint/v3/contenttype/forms">
@@ -33299,14 +34271,7 @@
 </file>
 
 <file path=customXml/itemProps1.xml><?xml version="1.0" encoding="utf-8"?>
-<ds:datastoreItem xmlns:ds="http://schemas.openxmlformats.org/officeDocument/2006/customXml" ds:itemID="{9D9B1A75-0210-4935-8179-95DF20A26AD1}">
-  <ds:schemaRefs>
-    <ds:schemaRef ds:uri="http://schemas.microsoft.com/office/2006/metadata/properties"/>
-    <ds:schemaRef ds:uri="http://schemas.microsoft.com/office/infopath/2007/PartnerControls"/>
-    <ds:schemaRef ds:uri="1d52d4bc-3f95-4709-b359-1b96840d7671"/>
-    <ds:schemaRef ds:uri="8d1bea48-6525-4b05-8cf5-c6ad0dd5b02f"/>
-  </ds:schemaRefs>
-</ds:datastoreItem>
+<ds:datastoreItem xmlns:ds="http://schemas.openxmlformats.org/officeDocument/2006/customXml" ds:itemID="{E55C46DE-1C91-4E49-BCD6-5ECC17476586}"/>
 </file>
 
 <file path=customXml/itemProps2.xml><?xml version="1.0" encoding="utf-8"?>
@@ -33319,7 +34284,14 @@
 </file>
 
 <file path=customXml/itemProps3.xml><?xml version="1.0" encoding="utf-8"?>
-<ds:datastoreItem xmlns:ds="http://schemas.openxmlformats.org/officeDocument/2006/customXml" ds:itemID="{1FDD7628-13AB-4091-B411-63E7D53F85F5}"/>
+<ds:datastoreItem xmlns:ds="http://schemas.openxmlformats.org/officeDocument/2006/customXml" ds:itemID="{9D9B1A75-0210-4935-8179-95DF20A26AD1}">
+  <ds:schemaRefs>
+    <ds:schemaRef ds:uri="http://schemas.microsoft.com/office/2006/metadata/properties"/>
+    <ds:schemaRef ds:uri="http://schemas.microsoft.com/office/infopath/2007/PartnerControls"/>
+    <ds:schemaRef ds:uri="1d52d4bc-3f95-4709-b359-1b96840d7671"/>
+    <ds:schemaRef ds:uri="8d1bea48-6525-4b05-8cf5-c6ad0dd5b02f"/>
+  </ds:schemaRefs>
+</ds:datastoreItem>
 </file>
 
 <file path=customXml/itemProps4.xml><?xml version="1.0" encoding="utf-8"?>

--- a/fuentes/DI_CF1_CHECK_IN.docx
+++ b/fuentes/DI_CF1_CHECK_IN.docx
@@ -4211,11 +4211,7 @@
           </mc:Choice>
           <mc:Fallback>
             <w:pict>
-              <v:shapetype w14:anchorId="330960A8" id="_x0000_t202" coordsize="21600,21600" o:spt="202" path="m,l,21600r21600,l21600,xe">
-                <v:stroke joinstyle="miter"/>
-                <v:path gradientshapeok="t" o:connecttype="rect"/>
-              </v:shapetype>
-              <v:shape id="Cuadro de texto 4" o:spid="_x0000_s1028" type="#_x0000_t202" style="position:absolute;margin-left:6.55pt;margin-top:14.35pt;width:500.2pt;height:70.75pt;z-index:251663360;visibility:visible;mso-wrap-style:square;mso-height-percent:0;mso-wrap-distance-left:9pt;mso-wrap-distance-top:0;mso-wrap-distance-right:9pt;mso-wrap-distance-bottom:0;mso-position-horizontal:absolute;mso-position-horizontal-relative:text;mso-position-vertical:absolute;mso-position-vertical-relative:text;mso-height-percent:0;mso-height-relative:margin;v-text-anchor:top" o:gfxdata="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" fillcolor="white [3201]" strokeweight=".5pt">
+              <v:shape w14:anchorId="330960A8" id="Cuadro de texto 4" o:spid="_x0000_s1028" type="#_x0000_t202" style="position:absolute;margin-left:6.55pt;margin-top:14.35pt;width:500.2pt;height:70.75pt;z-index:251663360;visibility:visible;mso-wrap-style:square;mso-height-percent:0;mso-wrap-distance-left:9pt;mso-wrap-distance-top:0;mso-wrap-distance-right:9pt;mso-wrap-distance-bottom:0;mso-position-horizontal:absolute;mso-position-horizontal-relative:text;mso-position-vertical:absolute;mso-position-vertical-relative:text;mso-height-percent:0;mso-height-relative:margin;v-text-anchor:top" o:gfxdata="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" fillcolor="white [3201]" strokeweight=".5pt">
                 <v:textbox>
                   <w:txbxContent>
                     <w:p>
@@ -18684,6 +18680,38 @@
     </w:p>
     <w:p>
       <w:pPr>
+        <w:pStyle w:val="Ttulo1"/>
+        <w:numPr>
+          <w:ilvl w:val="0"/>
+          <w:numId w:val="10"/>
+        </w:numPr>
+        <w:rPr>
+          <w:b/>
+          <w:bCs/>
+          <w:sz w:val="20"/>
+          <w:szCs w:val="20"/>
+        </w:rPr>
+      </w:pPr>
+      <w:r>
+        <w:rPr>
+          <w:b/>
+          <w:bCs/>
+          <w:sz w:val="20"/>
+          <w:szCs w:val="20"/>
+        </w:rPr>
+        <w:t xml:space="preserve">REFERENCIAS BIBLIOGRÁFICAS: </w:t>
+      </w:r>
+    </w:p>
+    <w:p>
+      <w:pPr>
+        <w:rPr>
+          <w:sz w:val="20"/>
+          <w:szCs w:val="20"/>
+        </w:rPr>
+      </w:pPr>
+    </w:p>
+    <w:p>
+      <w:pPr>
         <w:pStyle w:val="Normal0"/>
         <w:pBdr>
           <w:top w:val="nil"/>
@@ -18692,48 +18720,7 @@
           <w:right w:val="nil"/>
           <w:between w:val="nil"/>
         </w:pBdr>
-        <w:ind w:left="426"/>
-        <w:rPr>
-          <w:color w:val="000000"/>
-          <w:sz w:val="20"/>
-          <w:szCs w:val="20"/>
-        </w:rPr>
-      </w:pPr>
-    </w:p>
-    <w:p>
-      <w:pPr>
-        <w:pStyle w:val="Ttulo1"/>
-        <w:numPr>
-          <w:ilvl w:val="0"/>
-          <w:numId w:val="10"/>
-        </w:numPr>
-        <w:rPr>
-          <w:b/>
-          <w:bCs/>
-          <w:sz w:val="20"/>
-          <w:szCs w:val="20"/>
-        </w:rPr>
-      </w:pPr>
-      <w:r>
-        <w:rPr>
-          <w:b/>
-          <w:bCs/>
-          <w:sz w:val="20"/>
-          <w:szCs w:val="20"/>
-        </w:rPr>
-        <w:t xml:space="preserve">REFERENCIAS BIBLIOGRÁFICAS: </w:t>
-      </w:r>
-    </w:p>
-    <w:p>
-      <w:pPr>
-        <w:rPr>
-          <w:sz w:val="20"/>
-          <w:szCs w:val="20"/>
-        </w:rPr>
-      </w:pPr>
-    </w:p>
-    <w:p>
-      <w:pPr>
+        <w:spacing w:line="360" w:lineRule="auto"/>
         <w:ind w:left="720" w:hanging="720"/>
         <w:rPr>
           <w:sz w:val="20"/>
@@ -18745,548 +18732,24 @@
           <w:sz w:val="20"/>
           <w:szCs w:val="20"/>
         </w:rPr>
-        <w:t xml:space="preserve">Instituto Colombiano de Normas Técnicas y Certificación [ICONTEC]. (2009). Clasificación de establecimientos de alojamiento y hospedaje. Categorización por estrellas de hoteles. Requisitos. </w:t>
-      </w:r>
-      <w:hyperlink r:id="rId29" w:history="1">
-        <w:r>
-          <w:rPr>
-            <w:rStyle w:val="Hipervnculo"/>
-            <w:sz w:val="20"/>
-            <w:szCs w:val="20"/>
-          </w:rPr>
-          <w:t>https://www.mincit.gov.co/getattachment/minturismo/calidad-y-desarrollo-sostenible/calidad-turistica/normas-tecnicas-sectoriales/nts-alojamiento-y-hospedaje-1/norma-tecnica-sectorial-colombiana-ntsh-006-i-actu/norma-tecnica-sectorial-colombiana-ntsh-006-i.pdf.aspx</w:t>
-        </w:r>
-      </w:hyperlink>
-    </w:p>
-    <w:p>
-      <w:pPr>
-        <w:ind w:left="720" w:hanging="720"/>
-        <w:rPr>
-          <w:sz w:val="20"/>
-          <w:szCs w:val="20"/>
-        </w:rPr>
-      </w:pPr>
-    </w:p>
-    <w:p>
-      <w:pPr>
-        <w:ind w:left="720" w:hanging="720"/>
-        <w:rPr>
-          <w:sz w:val="20"/>
-          <w:szCs w:val="20"/>
-          <w:lang w:val="en-US"/>
-        </w:rPr>
-      </w:pPr>
-      <w:proofErr w:type="spellStart"/>
-      <w:r>
-        <w:rPr>
-          <w:sz w:val="20"/>
-          <w:szCs w:val="20"/>
-        </w:rPr>
-        <w:t>Cuboshomes</w:t>
-      </w:r>
-      <w:proofErr w:type="spellEnd"/>
-      <w:r>
-        <w:rPr>
-          <w:sz w:val="20"/>
-          <w:szCs w:val="20"/>
-        </w:rPr>
-        <w:t xml:space="preserve">. (2022). ¿Qué son los </w:t>
-      </w:r>
-      <w:proofErr w:type="spellStart"/>
-      <w:r>
-        <w:rPr>
-          <w:sz w:val="20"/>
-          <w:szCs w:val="20"/>
-        </w:rPr>
-        <w:t>amenities</w:t>
-      </w:r>
-      <w:proofErr w:type="spellEnd"/>
-      <w:r>
-        <w:rPr>
-          <w:sz w:val="20"/>
-          <w:szCs w:val="20"/>
-        </w:rPr>
-        <w:t xml:space="preserve"> y por qué son importantes? - </w:t>
-      </w:r>
-      <w:proofErr w:type="spellStart"/>
-      <w:r>
-        <w:rPr>
-          <w:sz w:val="20"/>
-          <w:szCs w:val="20"/>
-        </w:rPr>
-        <w:t>Homes</w:t>
-      </w:r>
-      <w:proofErr w:type="spellEnd"/>
-      <w:r>
-        <w:rPr>
-          <w:sz w:val="20"/>
-          <w:szCs w:val="20"/>
-        </w:rPr>
-        <w:t xml:space="preserve">. </w:t>
-      </w:r>
-      <w:r>
-        <w:rPr>
-          <w:sz w:val="20"/>
-          <w:szCs w:val="20"/>
-          <w:lang w:val="en-US"/>
-        </w:rPr>
-        <w:t xml:space="preserve">Blog </w:t>
-      </w:r>
-      <w:proofErr w:type="spellStart"/>
-      <w:r>
-        <w:rPr>
-          <w:sz w:val="20"/>
-          <w:szCs w:val="20"/>
-          <w:lang w:val="en-US"/>
-        </w:rPr>
-        <w:t>Cubo’s</w:t>
-      </w:r>
-      <w:proofErr w:type="spellEnd"/>
-      <w:r>
-        <w:rPr>
-          <w:sz w:val="20"/>
-          <w:szCs w:val="20"/>
-          <w:lang w:val="en-US"/>
-        </w:rPr>
-        <w:t xml:space="preserve"> Holiday Homes. </w:t>
-      </w:r>
-      <w:hyperlink r:id="rId30" w:history="1">
-        <w:r>
-          <w:rPr>
-            <w:rStyle w:val="Hipervnculo"/>
-            <w:sz w:val="20"/>
-            <w:szCs w:val="20"/>
-            <w:lang w:val="en-US"/>
-          </w:rPr>
-          <w:t>https://www.cuboshomes.com/blog/que-son-los-amenities-y-por-que-son-importantes/</w:t>
-        </w:r>
-      </w:hyperlink>
-    </w:p>
-    <w:p>
-      <w:pPr>
-        <w:ind w:left="720" w:hanging="720"/>
-        <w:rPr>
-          <w:sz w:val="20"/>
-          <w:szCs w:val="20"/>
-          <w:lang w:val="en-US"/>
-        </w:rPr>
-      </w:pPr>
-    </w:p>
-    <w:p>
-      <w:pPr>
-        <w:ind w:left="720" w:hanging="720"/>
-        <w:rPr>
-          <w:sz w:val="20"/>
-          <w:szCs w:val="20"/>
-        </w:rPr>
-      </w:pPr>
-      <w:r>
-        <w:rPr>
-          <w:sz w:val="20"/>
-          <w:szCs w:val="20"/>
-        </w:rPr>
-        <w:t xml:space="preserve">Moshé, K., &amp; </w:t>
-      </w:r>
-      <w:proofErr w:type="spellStart"/>
-      <w:r>
-        <w:rPr>
-          <w:sz w:val="20"/>
-          <w:szCs w:val="20"/>
-        </w:rPr>
-        <w:t>Lastor</w:t>
-      </w:r>
-      <w:proofErr w:type="spellEnd"/>
-      <w:r>
-        <w:rPr>
-          <w:sz w:val="20"/>
-          <w:szCs w:val="20"/>
-        </w:rPr>
-        <w:t xml:space="preserve">, C. (2024). Diseño de sistema de señalética para indicar a los huéspedes reales y potenciales, las diferentes áreas internas y externas del Hotel California </w:t>
-      </w:r>
-      <w:proofErr w:type="spellStart"/>
-      <w:r>
-        <w:rPr>
-          <w:sz w:val="20"/>
-          <w:szCs w:val="20"/>
-        </w:rPr>
-        <w:t>Pacific</w:t>
-      </w:r>
-      <w:proofErr w:type="spellEnd"/>
-      <w:r>
-        <w:rPr>
-          <w:sz w:val="20"/>
-          <w:szCs w:val="20"/>
-        </w:rPr>
-        <w:t xml:space="preserve"> Palm. </w:t>
-      </w:r>
-    </w:p>
-    <w:p>
-      <w:pPr>
-        <w:ind w:left="720" w:hanging="720"/>
-        <w:rPr>
-          <w:sz w:val="20"/>
-          <w:szCs w:val="20"/>
-        </w:rPr>
-      </w:pPr>
-    </w:p>
-    <w:p>
-      <w:pPr>
-        <w:ind w:left="720" w:hanging="720"/>
-        <w:rPr>
-          <w:sz w:val="20"/>
-          <w:szCs w:val="20"/>
-        </w:rPr>
-      </w:pPr>
-      <w:r>
-        <w:rPr>
-          <w:sz w:val="20"/>
-          <w:szCs w:val="20"/>
-        </w:rPr>
-        <w:t>Martín, F. J. S. (2014). La actuación lexicográfica en el “Diccionario de la Lengua Española”</w:t>
-      </w:r>
-      <w:r>
-        <w:rPr>
-          <w:sz w:val="20"/>
-          <w:szCs w:val="20"/>
-        </w:rPr>
-        <w:t xml:space="preserve"> </w:t>
-      </w:r>
-      <w:r>
-        <w:rPr>
-          <w:sz w:val="20"/>
-          <w:szCs w:val="20"/>
-        </w:rPr>
-        <w:t xml:space="preserve">(DRAE): Estudio de las novedades para la 23ª edición. </w:t>
-      </w:r>
-      <w:proofErr w:type="spellStart"/>
-      <w:r>
-        <w:rPr>
-          <w:sz w:val="20"/>
-          <w:szCs w:val="20"/>
-        </w:rPr>
-        <w:t>Anuari</w:t>
-      </w:r>
-      <w:proofErr w:type="spellEnd"/>
-      <w:r>
-        <w:rPr>
-          <w:sz w:val="20"/>
-          <w:szCs w:val="20"/>
-        </w:rPr>
-        <w:t xml:space="preserve"> de </w:t>
-      </w:r>
-      <w:proofErr w:type="spellStart"/>
-      <w:r>
-        <w:rPr>
-          <w:sz w:val="20"/>
-          <w:szCs w:val="20"/>
-        </w:rPr>
-        <w:t>Filologia</w:t>
-      </w:r>
-      <w:proofErr w:type="spellEnd"/>
-      <w:r>
-        <w:rPr>
-          <w:sz w:val="20"/>
-          <w:szCs w:val="20"/>
-        </w:rPr>
-        <w:t xml:space="preserve">. </w:t>
-      </w:r>
-      <w:proofErr w:type="spellStart"/>
-      <w:r>
-        <w:rPr>
-          <w:sz w:val="20"/>
-          <w:szCs w:val="20"/>
-        </w:rPr>
-        <w:t>Estudis</w:t>
-      </w:r>
-      <w:proofErr w:type="spellEnd"/>
-      <w:r>
-        <w:rPr>
-          <w:sz w:val="20"/>
-          <w:szCs w:val="20"/>
-        </w:rPr>
-        <w:t xml:space="preserve"> de Lingüística, (4), 43-69. </w:t>
-      </w:r>
-    </w:p>
-    <w:p>
-      <w:pPr>
-        <w:ind w:left="720" w:hanging="720"/>
-        <w:rPr>
-          <w:sz w:val="20"/>
-          <w:szCs w:val="20"/>
-        </w:rPr>
-      </w:pPr>
-    </w:p>
-    <w:p>
-      <w:pPr>
-        <w:ind w:left="720" w:hanging="720"/>
-        <w:rPr>
-          <w:sz w:val="20"/>
-          <w:szCs w:val="20"/>
-          <w:lang w:val="en-US"/>
-        </w:rPr>
-      </w:pPr>
-      <w:proofErr w:type="spellStart"/>
-      <w:r>
-        <w:rPr>
-          <w:sz w:val="20"/>
-          <w:szCs w:val="20"/>
-        </w:rPr>
-        <w:t>Cloudbeds</w:t>
-      </w:r>
-      <w:proofErr w:type="spellEnd"/>
-      <w:r>
-        <w:rPr>
-          <w:sz w:val="20"/>
-          <w:szCs w:val="20"/>
-        </w:rPr>
-        <w:t xml:space="preserve">. (2024). 10 tipos de huéspedes de hotel: ejemplos y perfiles de clientes. </w:t>
-      </w:r>
-      <w:proofErr w:type="spellStart"/>
-      <w:r>
-        <w:rPr>
-          <w:sz w:val="20"/>
-          <w:szCs w:val="20"/>
-          <w:lang w:val="en-US"/>
-        </w:rPr>
-        <w:t>Cloudbeds</w:t>
-      </w:r>
-      <w:proofErr w:type="spellEnd"/>
-      <w:r>
-        <w:rPr>
-          <w:sz w:val="20"/>
-          <w:szCs w:val="20"/>
-          <w:lang w:val="en-US"/>
-        </w:rPr>
-        <w:t xml:space="preserve">. </w:t>
-      </w:r>
-      <w:hyperlink r:id="rId31" w:history="1">
-        <w:r>
-          <w:rPr>
-            <w:rStyle w:val="Hipervnculo"/>
-            <w:sz w:val="20"/>
-            <w:szCs w:val="20"/>
-            <w:lang w:val="en-US"/>
-          </w:rPr>
-          <w:t>https://www.cloudbeds.com/es/articulos/tipos-huespedes-hotel/</w:t>
-        </w:r>
-      </w:hyperlink>
-    </w:p>
-    <w:p>
-      <w:pPr>
-        <w:ind w:left="720" w:hanging="720"/>
-        <w:rPr>
-          <w:sz w:val="20"/>
-          <w:szCs w:val="20"/>
-          <w:lang w:val="en-US"/>
-        </w:rPr>
-      </w:pPr>
-      <w:r>
-        <w:rPr>
-          <w:sz w:val="20"/>
-          <w:szCs w:val="20"/>
-          <w:lang w:val="en-US"/>
-        </w:rPr>
-        <w:t xml:space="preserve"> </w:t>
-      </w:r>
-    </w:p>
-    <w:p>
-      <w:pPr>
-        <w:ind w:left="720" w:hanging="720"/>
-        <w:rPr>
-          <w:sz w:val="20"/>
-          <w:szCs w:val="20"/>
-        </w:rPr>
-      </w:pPr>
-      <w:r>
-        <w:rPr>
-          <w:sz w:val="20"/>
-          <w:szCs w:val="20"/>
-          <w:lang w:val="en-US"/>
-        </w:rPr>
-        <w:t xml:space="preserve">Chan, Z. (2016). </w:t>
-      </w:r>
-      <w:r>
-        <w:rPr>
-          <w:sz w:val="20"/>
-          <w:szCs w:val="20"/>
-        </w:rPr>
-        <w:t>Estructura organizacional de recepción.</w:t>
-      </w:r>
-      <w:r>
-        <w:rPr>
-          <w:sz w:val="20"/>
-          <w:szCs w:val="20"/>
-        </w:rPr>
-        <w:t xml:space="preserve"> </w:t>
-      </w:r>
-      <w:hyperlink r:id="rId32" w:history="1">
-        <w:r>
-          <w:rPr>
-            <w:rStyle w:val="Hipervnculo"/>
-            <w:sz w:val="20"/>
-            <w:szCs w:val="20"/>
-          </w:rPr>
-          <w:t>https://www.academia.edu/28413740/Estructura_organizacional_de_recepci%C3%B3n</w:t>
-        </w:r>
-      </w:hyperlink>
-    </w:p>
-    <w:p>
-      <w:pPr>
-        <w:ind w:left="720" w:hanging="720"/>
-        <w:rPr>
-          <w:sz w:val="20"/>
-          <w:szCs w:val="20"/>
-        </w:rPr>
-      </w:pPr>
-    </w:p>
-    <w:p>
-      <w:pPr>
-        <w:ind w:left="720" w:hanging="720"/>
-        <w:rPr>
-          <w:sz w:val="20"/>
-          <w:szCs w:val="20"/>
-          <w:lang w:val="en-US"/>
-        </w:rPr>
-      </w:pPr>
-      <w:proofErr w:type="spellStart"/>
-      <w:r>
-        <w:rPr>
-          <w:sz w:val="20"/>
-          <w:szCs w:val="20"/>
-        </w:rPr>
-        <w:t>Educaweb</w:t>
-      </w:r>
-      <w:proofErr w:type="spellEnd"/>
-      <w:r>
-        <w:rPr>
-          <w:sz w:val="20"/>
-          <w:szCs w:val="20"/>
-        </w:rPr>
-        <w:t xml:space="preserve">. (s. f.). Recepcionista de hotel. </w:t>
-      </w:r>
-      <w:proofErr w:type="spellStart"/>
-      <w:r>
-        <w:rPr>
-          <w:sz w:val="20"/>
-          <w:szCs w:val="20"/>
-          <w:lang w:val="en-US"/>
-        </w:rPr>
-        <w:t>E</w:t>
-      </w:r>
-      <w:r>
-        <w:rPr>
-          <w:sz w:val="20"/>
-          <w:szCs w:val="20"/>
-          <w:lang w:val="en-US"/>
-        </w:rPr>
-        <w:t>ducaweb</w:t>
-      </w:r>
-      <w:proofErr w:type="spellEnd"/>
-      <w:r>
-        <w:rPr>
-          <w:sz w:val="20"/>
-          <w:szCs w:val="20"/>
-          <w:lang w:val="en-US"/>
-        </w:rPr>
-        <w:t>.</w:t>
-      </w:r>
-      <w:r>
-        <w:rPr>
-          <w:sz w:val="20"/>
-          <w:szCs w:val="20"/>
-          <w:lang w:val="en-US"/>
-        </w:rPr>
-        <w:t xml:space="preserve"> </w:t>
-      </w:r>
-      <w:hyperlink r:id="rId33" w:history="1">
-        <w:r>
-          <w:rPr>
-            <w:rStyle w:val="Hipervnculo"/>
-            <w:sz w:val="20"/>
-            <w:szCs w:val="20"/>
-            <w:lang w:val="en-US"/>
-          </w:rPr>
-          <w:t>https://www.educaweb.com/profesion/recepcionista-hotel-130/</w:t>
-        </w:r>
-      </w:hyperlink>
-    </w:p>
-    <w:p>
-      <w:pPr>
-        <w:ind w:left="720" w:hanging="720"/>
-        <w:rPr>
-          <w:sz w:val="20"/>
-          <w:szCs w:val="20"/>
-          <w:lang w:val="en-US"/>
-        </w:rPr>
-      </w:pPr>
-    </w:p>
-    <w:p>
-      <w:pPr>
-        <w:ind w:left="720" w:hanging="720"/>
-        <w:rPr>
-          <w:sz w:val="20"/>
-          <w:szCs w:val="20"/>
-        </w:rPr>
-      </w:pPr>
-      <w:proofErr w:type="spellStart"/>
-      <w:r>
-        <w:rPr>
-          <w:sz w:val="20"/>
-          <w:szCs w:val="20"/>
-          <w:lang w:val="en-US"/>
-        </w:rPr>
-        <w:t>Farré</w:t>
-      </w:r>
-      <w:proofErr w:type="spellEnd"/>
-      <w:r>
-        <w:rPr>
-          <w:sz w:val="20"/>
-          <w:szCs w:val="20"/>
-          <w:lang w:val="en-US"/>
-        </w:rPr>
-        <w:t xml:space="preserve">, R. R. (2017). </w:t>
-      </w:r>
-      <w:r>
-        <w:rPr>
-          <w:sz w:val="20"/>
-          <w:szCs w:val="20"/>
-        </w:rPr>
-        <w:t xml:space="preserve">Gestión de reservas y procedimientos de recepción. Editorial Síntesis. </w:t>
-      </w:r>
-    </w:p>
-    <w:p>
-      <w:pPr>
-        <w:ind w:left="720" w:hanging="720"/>
-        <w:rPr>
-          <w:sz w:val="20"/>
-          <w:szCs w:val="20"/>
-        </w:rPr>
-      </w:pPr>
-    </w:p>
-    <w:p>
-      <w:pPr>
-        <w:ind w:left="720" w:hanging="720"/>
-        <w:rPr>
-          <w:sz w:val="20"/>
-          <w:szCs w:val="20"/>
-        </w:rPr>
-      </w:pPr>
-      <w:r>
-        <w:rPr>
-          <w:sz w:val="20"/>
-          <w:szCs w:val="20"/>
-        </w:rPr>
-        <w:t xml:space="preserve">Calle, M., Lazo, A., &amp; Granados, M. (2018). Gestión del sector alojamiento-Hotel. Machala: UTMACH. </w:t>
-      </w:r>
-    </w:p>
-    <w:p>
-      <w:pPr>
-        <w:ind w:left="720" w:hanging="720"/>
-        <w:rPr>
-          <w:sz w:val="20"/>
-          <w:szCs w:val="20"/>
-        </w:rPr>
-      </w:pPr>
+        <w:t xml:space="preserve">Calle, M., Lazo, A., &amp; Granados, M. (2018). </w:t>
+      </w:r>
+      <w:r>
+        <w:rPr>
+          <w:i/>
+          <w:iCs/>
+          <w:sz w:val="20"/>
+          <w:szCs w:val="20"/>
+        </w:rPr>
+        <w:t>Gestión del sector alojamiento-Hotel</w:t>
+      </w:r>
+      <w:r>
+        <w:rPr>
+          <w:sz w:val="20"/>
+          <w:szCs w:val="20"/>
+        </w:rPr>
+        <w:t>. Machala: UTMACH.</w:t>
+      </w:r>
     </w:p>
     <w:p>
       <w:pPr>
@@ -19298,6 +18761,673 @@
           <w:right w:val="nil"/>
           <w:between w:val="nil"/>
         </w:pBdr>
+        <w:spacing w:line="360" w:lineRule="auto"/>
+        <w:ind w:left="720" w:hanging="720"/>
+        <w:rPr>
+          <w:color w:val="548DD4" w:themeColor="text2" w:themeTint="99"/>
+          <w:sz w:val="20"/>
+          <w:szCs w:val="20"/>
+        </w:rPr>
+      </w:pPr>
+      <w:r>
+        <w:rPr>
+          <w:sz w:val="20"/>
+          <w:szCs w:val="20"/>
+        </w:rPr>
+        <w:t xml:space="preserve">Chan, Z. (2016). </w:t>
+      </w:r>
+      <w:r>
+        <w:rPr>
+          <w:i/>
+          <w:iCs/>
+          <w:sz w:val="20"/>
+          <w:szCs w:val="20"/>
+        </w:rPr>
+        <w:t>Estructura organizacional de recepción</w:t>
+      </w:r>
+      <w:r>
+        <w:rPr>
+          <w:sz w:val="20"/>
+          <w:szCs w:val="20"/>
+        </w:rPr>
+        <w:t xml:space="preserve">. </w:t>
+      </w:r>
+      <w:hyperlink r:id="rId29" w:tgtFrame="_new" w:history="1">
+        <w:r>
+          <w:rPr>
+            <w:rStyle w:val="Hipervnculo"/>
+            <w:color w:val="548DD4" w:themeColor="text2" w:themeTint="99"/>
+            <w:sz w:val="20"/>
+            <w:szCs w:val="20"/>
+          </w:rPr>
+          <w:t>https://www.academia.edu/28413740/Estructura_organizacional_de_recepci%C3%B3n</w:t>
+        </w:r>
+      </w:hyperlink>
+    </w:p>
+    <w:p>
+      <w:pPr>
+        <w:pStyle w:val="Normal0"/>
+        <w:pBdr>
+          <w:top w:val="nil"/>
+          <w:left w:val="nil"/>
+          <w:bottom w:val="nil"/>
+          <w:right w:val="nil"/>
+          <w:between w:val="nil"/>
+        </w:pBdr>
+        <w:spacing w:line="360" w:lineRule="auto"/>
+        <w:ind w:left="720" w:hanging="720"/>
+        <w:rPr>
+          <w:color w:val="548DD4" w:themeColor="text2" w:themeTint="99"/>
+          <w:sz w:val="20"/>
+          <w:szCs w:val="20"/>
+          <w:lang w:val="en-US"/>
+        </w:rPr>
+      </w:pPr>
+      <w:proofErr w:type="spellStart"/>
+      <w:r>
+        <w:rPr>
+          <w:sz w:val="20"/>
+          <w:szCs w:val="20"/>
+        </w:rPr>
+        <w:t>Cloudbeds</w:t>
+      </w:r>
+      <w:proofErr w:type="spellEnd"/>
+      <w:r>
+        <w:rPr>
+          <w:sz w:val="20"/>
+          <w:szCs w:val="20"/>
+        </w:rPr>
+        <w:t xml:space="preserve">. (2024). </w:t>
+      </w:r>
+      <w:r>
+        <w:rPr>
+          <w:i/>
+          <w:iCs/>
+          <w:sz w:val="20"/>
+          <w:szCs w:val="20"/>
+        </w:rPr>
+        <w:t>10 tipos de huéspedes de hotel: ejemplos y perfiles de clientes</w:t>
+      </w:r>
+      <w:r>
+        <w:rPr>
+          <w:sz w:val="20"/>
+          <w:szCs w:val="20"/>
+        </w:rPr>
+        <w:t xml:space="preserve">. </w:t>
+      </w:r>
+      <w:proofErr w:type="spellStart"/>
+      <w:r>
+        <w:rPr>
+          <w:sz w:val="20"/>
+          <w:szCs w:val="20"/>
+          <w:lang w:val="en-US"/>
+        </w:rPr>
+        <w:t>Cloudbeds</w:t>
+      </w:r>
+      <w:proofErr w:type="spellEnd"/>
+      <w:r>
+        <w:rPr>
+          <w:sz w:val="20"/>
+          <w:szCs w:val="20"/>
+          <w:lang w:val="en-US"/>
+        </w:rPr>
+        <w:t xml:space="preserve">. </w:t>
+      </w:r>
+      <w:hyperlink r:id="rId30" w:tgtFrame="_new" w:history="1">
+        <w:r>
+          <w:rPr>
+            <w:rStyle w:val="Hipervnculo"/>
+            <w:color w:val="548DD4" w:themeColor="text2" w:themeTint="99"/>
+            <w:sz w:val="20"/>
+            <w:szCs w:val="20"/>
+            <w:lang w:val="en-US"/>
+          </w:rPr>
+          <w:t>https://www.cloudbeds.com/es/articulos/tipos-huespedes-hotel/</w:t>
+        </w:r>
+      </w:hyperlink>
+    </w:p>
+    <w:p>
+      <w:pPr>
+        <w:pStyle w:val="Normal0"/>
+        <w:pBdr>
+          <w:top w:val="nil"/>
+          <w:left w:val="nil"/>
+          <w:bottom w:val="nil"/>
+          <w:right w:val="nil"/>
+          <w:between w:val="nil"/>
+        </w:pBdr>
+        <w:spacing w:line="360" w:lineRule="auto"/>
+        <w:ind w:left="720" w:hanging="720"/>
+        <w:rPr>
+          <w:color w:val="548DD4" w:themeColor="text2" w:themeTint="99"/>
+          <w:sz w:val="20"/>
+          <w:szCs w:val="20"/>
+          <w:lang w:val="en-US"/>
+        </w:rPr>
+      </w:pPr>
+      <w:proofErr w:type="spellStart"/>
+      <w:r>
+        <w:rPr>
+          <w:sz w:val="20"/>
+          <w:szCs w:val="20"/>
+        </w:rPr>
+        <w:t>Cuboshomes</w:t>
+      </w:r>
+      <w:proofErr w:type="spellEnd"/>
+      <w:r>
+        <w:rPr>
+          <w:sz w:val="20"/>
+          <w:szCs w:val="20"/>
+        </w:rPr>
+        <w:t xml:space="preserve">. (2022). </w:t>
+      </w:r>
+      <w:r>
+        <w:rPr>
+          <w:i/>
+          <w:iCs/>
+          <w:sz w:val="20"/>
+          <w:szCs w:val="20"/>
+        </w:rPr>
+        <w:t xml:space="preserve">¿Qué son los </w:t>
+      </w:r>
+      <w:proofErr w:type="spellStart"/>
+      <w:r>
+        <w:rPr>
+          <w:i/>
+          <w:iCs/>
+          <w:sz w:val="20"/>
+          <w:szCs w:val="20"/>
+        </w:rPr>
+        <w:t>amenities</w:t>
+      </w:r>
+      <w:proofErr w:type="spellEnd"/>
+      <w:r>
+        <w:rPr>
+          <w:i/>
+          <w:iCs/>
+          <w:sz w:val="20"/>
+          <w:szCs w:val="20"/>
+        </w:rPr>
+        <w:t xml:space="preserve"> y por qué son importantes? - </w:t>
+      </w:r>
+      <w:proofErr w:type="spellStart"/>
+      <w:r>
+        <w:rPr>
+          <w:i/>
+          <w:iCs/>
+          <w:sz w:val="20"/>
+          <w:szCs w:val="20"/>
+        </w:rPr>
+        <w:t>Homes</w:t>
+      </w:r>
+      <w:proofErr w:type="spellEnd"/>
+      <w:r>
+        <w:rPr>
+          <w:sz w:val="20"/>
+          <w:szCs w:val="20"/>
+        </w:rPr>
+        <w:t xml:space="preserve">. </w:t>
+      </w:r>
+      <w:r>
+        <w:rPr>
+          <w:sz w:val="20"/>
+          <w:szCs w:val="20"/>
+          <w:lang w:val="en-US"/>
+        </w:rPr>
+        <w:t xml:space="preserve">Blog </w:t>
+      </w:r>
+      <w:proofErr w:type="spellStart"/>
+      <w:r>
+        <w:rPr>
+          <w:sz w:val="20"/>
+          <w:szCs w:val="20"/>
+          <w:lang w:val="en-US"/>
+        </w:rPr>
+        <w:t>Cubo’s</w:t>
+      </w:r>
+      <w:proofErr w:type="spellEnd"/>
+      <w:r>
+        <w:rPr>
+          <w:sz w:val="20"/>
+          <w:szCs w:val="20"/>
+          <w:lang w:val="en-US"/>
+        </w:rPr>
+        <w:t xml:space="preserve"> Holiday Homes. </w:t>
+      </w:r>
+      <w:hyperlink r:id="rId31" w:tgtFrame="_new" w:history="1">
+        <w:r>
+          <w:rPr>
+            <w:rStyle w:val="Hipervnculo"/>
+            <w:color w:val="548DD4" w:themeColor="text2" w:themeTint="99"/>
+            <w:sz w:val="20"/>
+            <w:szCs w:val="20"/>
+            <w:lang w:val="en-US"/>
+          </w:rPr>
+          <w:t>https://www.cuboshomes.com/blog/que-son-los-amenities-y-por-que-son-importantes/</w:t>
+        </w:r>
+      </w:hyperlink>
+    </w:p>
+    <w:p>
+      <w:pPr>
+        <w:pStyle w:val="Normal0"/>
+        <w:pBdr>
+          <w:top w:val="nil"/>
+          <w:left w:val="nil"/>
+          <w:bottom w:val="nil"/>
+          <w:right w:val="nil"/>
+          <w:between w:val="nil"/>
+        </w:pBdr>
+        <w:spacing w:line="360" w:lineRule="auto"/>
+        <w:ind w:left="720" w:hanging="720"/>
+        <w:rPr>
+          <w:color w:val="548DD4" w:themeColor="text2" w:themeTint="99"/>
+          <w:sz w:val="20"/>
+          <w:szCs w:val="20"/>
+          <w:lang w:val="en-US"/>
+        </w:rPr>
+      </w:pPr>
+      <w:proofErr w:type="spellStart"/>
+      <w:r>
+        <w:rPr>
+          <w:sz w:val="20"/>
+          <w:szCs w:val="20"/>
+        </w:rPr>
+        <w:t>Educaweb</w:t>
+      </w:r>
+      <w:proofErr w:type="spellEnd"/>
+      <w:r>
+        <w:rPr>
+          <w:sz w:val="20"/>
+          <w:szCs w:val="20"/>
+        </w:rPr>
+        <w:t xml:space="preserve">. (s. f.). </w:t>
+      </w:r>
+      <w:r>
+        <w:rPr>
+          <w:i/>
+          <w:iCs/>
+          <w:sz w:val="20"/>
+          <w:szCs w:val="20"/>
+        </w:rPr>
+        <w:t>Recepcionista de hotel</w:t>
+      </w:r>
+      <w:r>
+        <w:rPr>
+          <w:sz w:val="20"/>
+          <w:szCs w:val="20"/>
+        </w:rPr>
+        <w:t xml:space="preserve">. </w:t>
+      </w:r>
+      <w:proofErr w:type="spellStart"/>
+      <w:r>
+        <w:rPr>
+          <w:sz w:val="20"/>
+          <w:szCs w:val="20"/>
+          <w:lang w:val="en-US"/>
+        </w:rPr>
+        <w:t>Educaweb</w:t>
+      </w:r>
+      <w:proofErr w:type="spellEnd"/>
+      <w:r>
+        <w:rPr>
+          <w:sz w:val="20"/>
+          <w:szCs w:val="20"/>
+          <w:lang w:val="en-US"/>
+        </w:rPr>
+        <w:t xml:space="preserve">. </w:t>
+      </w:r>
+      <w:hyperlink r:id="rId32" w:tgtFrame="_new" w:history="1">
+        <w:r>
+          <w:rPr>
+            <w:rStyle w:val="Hipervnculo"/>
+            <w:color w:val="548DD4" w:themeColor="text2" w:themeTint="99"/>
+            <w:sz w:val="20"/>
+            <w:szCs w:val="20"/>
+            <w:lang w:val="en-US"/>
+          </w:rPr>
+          <w:t>https://www.educaweb.com/profesion/recepcionista-hotel-130/</w:t>
+        </w:r>
+      </w:hyperlink>
+    </w:p>
+    <w:p>
+      <w:pPr>
+        <w:pStyle w:val="Normal0"/>
+        <w:pBdr>
+          <w:top w:val="nil"/>
+          <w:left w:val="nil"/>
+          <w:bottom w:val="nil"/>
+          <w:right w:val="nil"/>
+          <w:between w:val="nil"/>
+        </w:pBdr>
+        <w:spacing w:line="360" w:lineRule="auto"/>
+        <w:ind w:left="720" w:hanging="720"/>
+        <w:rPr>
+          <w:sz w:val="20"/>
+          <w:szCs w:val="20"/>
+        </w:rPr>
+      </w:pPr>
+      <w:r>
+        <w:rPr>
+          <w:sz w:val="20"/>
+          <w:szCs w:val="20"/>
+        </w:rPr>
+        <w:t xml:space="preserve">Farré, R. R. (2017). </w:t>
+      </w:r>
+      <w:r>
+        <w:rPr>
+          <w:i/>
+          <w:iCs/>
+          <w:sz w:val="20"/>
+          <w:szCs w:val="20"/>
+        </w:rPr>
+        <w:t>Gestión de reservas y procedimientos de recepción</w:t>
+      </w:r>
+      <w:r>
+        <w:rPr>
+          <w:sz w:val="20"/>
+          <w:szCs w:val="20"/>
+        </w:rPr>
+        <w:t>. Editorial Síntesis.</w:t>
+      </w:r>
+    </w:p>
+    <w:p>
+      <w:pPr>
+        <w:pStyle w:val="Normal0"/>
+        <w:pBdr>
+          <w:top w:val="nil"/>
+          <w:left w:val="nil"/>
+          <w:bottom w:val="nil"/>
+          <w:right w:val="nil"/>
+          <w:between w:val="nil"/>
+        </w:pBdr>
+        <w:spacing w:line="360" w:lineRule="auto"/>
+        <w:ind w:left="720" w:hanging="720"/>
+        <w:rPr>
+          <w:color w:val="548DD4" w:themeColor="text2" w:themeTint="99"/>
+          <w:sz w:val="20"/>
+          <w:szCs w:val="20"/>
+        </w:rPr>
+      </w:pPr>
+      <w:r>
+        <w:rPr>
+          <w:sz w:val="20"/>
+          <w:szCs w:val="20"/>
+        </w:rPr>
+        <w:t xml:space="preserve">Hotel La Gloria. (2019). </w:t>
+      </w:r>
+      <w:proofErr w:type="spellStart"/>
+      <w:r>
+        <w:rPr>
+          <w:i/>
+          <w:iCs/>
+          <w:sz w:val="20"/>
+          <w:szCs w:val="20"/>
+        </w:rPr>
+        <w:t>Bespoke</w:t>
+      </w:r>
+      <w:proofErr w:type="spellEnd"/>
+      <w:r>
+        <w:rPr>
+          <w:i/>
+          <w:iCs/>
+          <w:sz w:val="20"/>
+          <w:szCs w:val="20"/>
+        </w:rPr>
+        <w:t xml:space="preserve"> Colombia</w:t>
+      </w:r>
+      <w:r>
+        <w:rPr>
+          <w:sz w:val="20"/>
+          <w:szCs w:val="20"/>
+        </w:rPr>
+        <w:t xml:space="preserve">. </w:t>
+      </w:r>
+      <w:hyperlink r:id="rId33" w:tgtFrame="_new" w:history="1">
+        <w:r>
+          <w:rPr>
+            <w:rStyle w:val="Hipervnculo"/>
+            <w:color w:val="548DD4" w:themeColor="text2" w:themeTint="99"/>
+            <w:sz w:val="20"/>
+            <w:szCs w:val="20"/>
+          </w:rPr>
+          <w:t>https://bespokecolombia.com/wp-content/uploads/2019/05/Portafolio-hotel-la-gloria.pdf</w:t>
+        </w:r>
+      </w:hyperlink>
+    </w:p>
+    <w:p>
+      <w:pPr>
+        <w:pStyle w:val="Normal0"/>
+        <w:pBdr>
+          <w:top w:val="nil"/>
+          <w:left w:val="nil"/>
+          <w:bottom w:val="nil"/>
+          <w:right w:val="nil"/>
+          <w:between w:val="nil"/>
+        </w:pBdr>
+        <w:spacing w:line="360" w:lineRule="auto"/>
+        <w:ind w:left="720" w:hanging="720"/>
+        <w:rPr>
+          <w:color w:val="548DD4" w:themeColor="text2" w:themeTint="99"/>
+          <w:sz w:val="20"/>
+          <w:szCs w:val="20"/>
+        </w:rPr>
+      </w:pPr>
+      <w:r>
+        <w:rPr>
+          <w:sz w:val="20"/>
+          <w:szCs w:val="20"/>
+        </w:rPr>
+        <w:t xml:space="preserve">Instituto Colombiano de Normas Técnicas y Certificación [ICONTEC]. (2009). </w:t>
+      </w:r>
+      <w:r>
+        <w:rPr>
+          <w:i/>
+          <w:iCs/>
+          <w:sz w:val="20"/>
+          <w:szCs w:val="20"/>
+        </w:rPr>
+        <w:t>Clasificación de establecimientos de alojamiento y hospedaje. Categorización por estrellas de hoteles. Requisitos</w:t>
+      </w:r>
+      <w:r>
+        <w:rPr>
+          <w:sz w:val="20"/>
+          <w:szCs w:val="20"/>
+        </w:rPr>
+        <w:t xml:space="preserve">. </w:t>
+      </w:r>
+      <w:hyperlink r:id="rId34" w:tgtFrame="_new" w:history="1">
+        <w:r>
+          <w:rPr>
+            <w:rStyle w:val="Hipervnculo"/>
+            <w:color w:val="548DD4" w:themeColor="text2" w:themeTint="99"/>
+            <w:sz w:val="20"/>
+            <w:szCs w:val="20"/>
+          </w:rPr>
+          <w:t>https://www.mincit.gov.co/getattachment/minturismo/calidad-y-desarrollo-sostenible/calidad-turistica/normas-tecnicas-sectoriales/nts-alojamiento-y-hospedaje-1/norma-tecnica-sectorial-colombiana-ntsh-006-i-actu/norma-tecnica-sectorial-colombiana-ntsh-006-i.pdf.aspx</w:t>
+        </w:r>
+      </w:hyperlink>
+    </w:p>
+    <w:p>
+      <w:pPr>
+        <w:pStyle w:val="Normal0"/>
+        <w:pBdr>
+          <w:top w:val="nil"/>
+          <w:left w:val="nil"/>
+          <w:bottom w:val="nil"/>
+          <w:right w:val="nil"/>
+          <w:between w:val="nil"/>
+        </w:pBdr>
+        <w:spacing w:line="360" w:lineRule="auto"/>
+        <w:ind w:left="720" w:hanging="720"/>
+        <w:rPr>
+          <w:sz w:val="20"/>
+          <w:szCs w:val="20"/>
+        </w:rPr>
+      </w:pPr>
+      <w:r>
+        <w:rPr>
+          <w:sz w:val="20"/>
+          <w:szCs w:val="20"/>
+        </w:rPr>
+        <w:t xml:space="preserve">Martín, F. J. S. (2014). La actuación lexicográfica en el “Diccionario de la Lengua Española” (DRAE): Estudio de las novedades para la 23ª edición. </w:t>
+      </w:r>
+      <w:proofErr w:type="spellStart"/>
+      <w:r>
+        <w:rPr>
+          <w:i/>
+          <w:iCs/>
+          <w:sz w:val="20"/>
+          <w:szCs w:val="20"/>
+        </w:rPr>
+        <w:t>Anuari</w:t>
+      </w:r>
+      <w:proofErr w:type="spellEnd"/>
+      <w:r>
+        <w:rPr>
+          <w:i/>
+          <w:iCs/>
+          <w:sz w:val="20"/>
+          <w:szCs w:val="20"/>
+        </w:rPr>
+        <w:t xml:space="preserve"> de </w:t>
+      </w:r>
+      <w:proofErr w:type="spellStart"/>
+      <w:r>
+        <w:rPr>
+          <w:i/>
+          <w:iCs/>
+          <w:sz w:val="20"/>
+          <w:szCs w:val="20"/>
+        </w:rPr>
+        <w:t>Filologia</w:t>
+      </w:r>
+      <w:proofErr w:type="spellEnd"/>
+      <w:r>
+        <w:rPr>
+          <w:i/>
+          <w:iCs/>
+          <w:sz w:val="20"/>
+          <w:szCs w:val="20"/>
+        </w:rPr>
+        <w:t xml:space="preserve">. </w:t>
+      </w:r>
+      <w:proofErr w:type="spellStart"/>
+      <w:r>
+        <w:rPr>
+          <w:i/>
+          <w:iCs/>
+          <w:sz w:val="20"/>
+          <w:szCs w:val="20"/>
+        </w:rPr>
+        <w:t>Estudis</w:t>
+      </w:r>
+      <w:proofErr w:type="spellEnd"/>
+      <w:r>
+        <w:rPr>
+          <w:i/>
+          <w:iCs/>
+          <w:sz w:val="20"/>
+          <w:szCs w:val="20"/>
+        </w:rPr>
+        <w:t xml:space="preserve"> de Lingüística</w:t>
+      </w:r>
+      <w:r>
+        <w:rPr>
+          <w:sz w:val="20"/>
+          <w:szCs w:val="20"/>
+        </w:rPr>
+        <w:t>, (4), 43-69.</w:t>
+      </w:r>
+    </w:p>
+    <w:p>
+      <w:pPr>
+        <w:pStyle w:val="Normal0"/>
+        <w:pBdr>
+          <w:top w:val="nil"/>
+          <w:left w:val="nil"/>
+          <w:bottom w:val="nil"/>
+          <w:right w:val="nil"/>
+          <w:between w:val="nil"/>
+        </w:pBdr>
+        <w:spacing w:line="360" w:lineRule="auto"/>
+        <w:ind w:left="720" w:hanging="720"/>
+        <w:rPr>
+          <w:sz w:val="20"/>
+          <w:szCs w:val="20"/>
+        </w:rPr>
+      </w:pPr>
+      <w:r>
+        <w:rPr>
+          <w:sz w:val="20"/>
+          <w:szCs w:val="20"/>
+        </w:rPr>
+        <w:t xml:space="preserve">Moshé, K., &amp; </w:t>
+      </w:r>
+      <w:proofErr w:type="spellStart"/>
+      <w:r>
+        <w:rPr>
+          <w:sz w:val="20"/>
+          <w:szCs w:val="20"/>
+        </w:rPr>
+        <w:t>Lastor</w:t>
+      </w:r>
+      <w:proofErr w:type="spellEnd"/>
+      <w:r>
+        <w:rPr>
+          <w:sz w:val="20"/>
+          <w:szCs w:val="20"/>
+        </w:rPr>
+        <w:t xml:space="preserve">, C. (2024). </w:t>
+      </w:r>
+      <w:r>
+        <w:rPr>
+          <w:i/>
+          <w:iCs/>
+          <w:sz w:val="20"/>
+          <w:szCs w:val="20"/>
+        </w:rPr>
+        <w:t xml:space="preserve">Diseño de sistema de señalética para indicar a los huéspedes reales y potenciales las diferentes áreas internas y externas del Hotel California </w:t>
+      </w:r>
+      <w:proofErr w:type="spellStart"/>
+      <w:r>
+        <w:rPr>
+          <w:i/>
+          <w:iCs/>
+          <w:sz w:val="20"/>
+          <w:szCs w:val="20"/>
+        </w:rPr>
+        <w:t>Pacific</w:t>
+      </w:r>
+      <w:proofErr w:type="spellEnd"/>
+      <w:r>
+        <w:rPr>
+          <w:i/>
+          <w:iCs/>
+          <w:sz w:val="20"/>
+          <w:szCs w:val="20"/>
+        </w:rPr>
+        <w:t xml:space="preserve"> Palm</w:t>
+      </w:r>
+      <w:r>
+        <w:rPr>
+          <w:sz w:val="20"/>
+          <w:szCs w:val="20"/>
+        </w:rPr>
+        <w:t>.</w:t>
+      </w:r>
+    </w:p>
+    <w:p>
+      <w:pPr>
+        <w:pStyle w:val="Normal0"/>
+        <w:pBdr>
+          <w:top w:val="nil"/>
+          <w:left w:val="nil"/>
+          <w:bottom w:val="nil"/>
+          <w:right w:val="nil"/>
+          <w:between w:val="nil"/>
+        </w:pBdr>
+        <w:spacing w:line="360" w:lineRule="auto"/>
+        <w:ind w:hanging="720"/>
         <w:rPr>
           <w:color w:val="000000"/>
           <w:sz w:val="20"/>
@@ -19735,16 +19865,6 @@
         </w:tc>
       </w:tr>
     </w:tbl>
-    <w:p>
-      <w:pPr>
-        <w:pStyle w:val="Normal0"/>
-        <w:rPr>
-          <w:b/>
-          <w:sz w:val="20"/>
-          <w:szCs w:val="20"/>
-        </w:rPr>
-      </w:pPr>
-    </w:p>
     <w:p>
       <w:pPr>
         <w:pStyle w:val="Normal0"/>
@@ -19950,12 +20070,16 @@
               <w:pStyle w:val="Normal0"/>
               <w:spacing w:line="276" w:lineRule="auto"/>
               <w:rPr>
+                <w:b w:val="0"/>
+                <w:bCs/>
                 <w:sz w:val="20"/>
                 <w:szCs w:val="20"/>
               </w:rPr>
             </w:pPr>
             <w:r>
               <w:rPr>
+                <w:b w:val="0"/>
+                <w:bCs/>
                 <w:sz w:val="20"/>
                 <w:szCs w:val="20"/>
               </w:rPr>
@@ -19974,12 +20098,16 @@
               <w:pStyle w:val="Normal0"/>
               <w:spacing w:line="276" w:lineRule="auto"/>
               <w:rPr>
+                <w:b w:val="0"/>
+                <w:bCs/>
                 <w:sz w:val="20"/>
                 <w:szCs w:val="20"/>
               </w:rPr>
             </w:pPr>
             <w:r>
               <w:rPr>
+                <w:b w:val="0"/>
+                <w:bCs/>
                 <w:sz w:val="20"/>
                 <w:szCs w:val="20"/>
               </w:rPr>
@@ -19998,12 +20126,16 @@
               <w:pStyle w:val="Normal0"/>
               <w:spacing w:line="276" w:lineRule="auto"/>
               <w:rPr>
+                <w:b w:val="0"/>
+                <w:bCs/>
                 <w:sz w:val="20"/>
                 <w:szCs w:val="20"/>
               </w:rPr>
             </w:pPr>
             <w:r>
               <w:rPr>
+                <w:b w:val="0"/>
+                <w:bCs/>
                 <w:sz w:val="20"/>
                 <w:szCs w:val="20"/>
               </w:rPr>
@@ -20011,6 +20143,8 @@
             </w:r>
             <w:r>
               <w:rPr>
+                <w:b w:val="0"/>
+                <w:bCs/>
                 <w:sz w:val="20"/>
                 <w:szCs w:val="20"/>
               </w:rPr>
@@ -20018,6 +20152,8 @@
             </w:r>
             <w:r>
               <w:rPr>
+                <w:b w:val="0"/>
+                <w:bCs/>
                 <w:sz w:val="20"/>
                 <w:szCs w:val="20"/>
               </w:rPr>
@@ -20025,6 +20161,8 @@
             </w:r>
             <w:r>
               <w:rPr>
+                <w:b w:val="0"/>
+                <w:bCs/>
                 <w:sz w:val="20"/>
                 <w:szCs w:val="20"/>
               </w:rPr>
@@ -20032,6 +20170,8 @@
             </w:r>
             <w:r>
               <w:rPr>
+                <w:b w:val="0"/>
+                <w:bCs/>
                 <w:sz w:val="20"/>
                 <w:szCs w:val="20"/>
               </w:rPr>
@@ -20050,6 +20190,8 @@
               <w:snapToGrid w:val="0"/>
               <w:spacing w:after="120" w:line="276" w:lineRule="auto"/>
               <w:rPr>
+                <w:b w:val="0"/>
+                <w:bCs/>
                 <w:color w:val="000000" w:themeColor="text1"/>
                 <w:sz w:val="20"/>
                 <w:szCs w:val="20"/>
@@ -20057,6 +20199,8 @@
             </w:pPr>
             <w:r>
               <w:rPr>
+                <w:b w:val="0"/>
+                <w:bCs/>
                 <w:color w:val="000000" w:themeColor="text1"/>
                 <w:sz w:val="20"/>
                 <w:szCs w:val="20"/>
@@ -20065,6 +20209,8 @@
             </w:r>
             <w:r>
               <w:rPr>
+                <w:b w:val="0"/>
+                <w:bCs/>
                 <w:color w:val="000000" w:themeColor="text1"/>
                 <w:sz w:val="20"/>
                 <w:szCs w:val="20"/>
@@ -20077,6 +20223,8 @@
               <w:pStyle w:val="Normal0"/>
               <w:spacing w:line="276" w:lineRule="auto"/>
               <w:rPr>
+                <w:b w:val="0"/>
+                <w:bCs/>
                 <w:sz w:val="20"/>
                 <w:szCs w:val="20"/>
               </w:rPr>
@@ -20094,12 +20242,16 @@
               <w:pStyle w:val="Normal0"/>
               <w:spacing w:line="276" w:lineRule="auto"/>
               <w:rPr>
+                <w:b w:val="0"/>
+                <w:bCs/>
                 <w:sz w:val="20"/>
                 <w:szCs w:val="20"/>
               </w:rPr>
             </w:pPr>
             <w:r>
               <w:rPr>
+                <w:b w:val="0"/>
+                <w:bCs/>
                 <w:sz w:val="20"/>
                 <w:szCs w:val="20"/>
               </w:rPr>
@@ -20107,6 +20259,8 @@
             </w:r>
             <w:r>
               <w:rPr>
+                <w:b w:val="0"/>
+                <w:bCs/>
                 <w:sz w:val="20"/>
                 <w:szCs w:val="20"/>
               </w:rPr>
@@ -20125,12 +20279,16 @@
               <w:pStyle w:val="Normal0"/>
               <w:spacing w:line="276" w:lineRule="auto"/>
               <w:rPr>
+                <w:b w:val="0"/>
+                <w:bCs/>
                 <w:sz w:val="20"/>
                 <w:szCs w:val="20"/>
               </w:rPr>
             </w:pPr>
             <w:r>
               <w:rPr>
+                <w:b w:val="0"/>
+                <w:bCs/>
                 <w:sz w:val="20"/>
                 <w:szCs w:val="20"/>
               </w:rPr>
@@ -20144,6 +20302,7 @@
       <w:pPr>
         <w:pStyle w:val="Normal0"/>
         <w:rPr>
+          <w:bCs/>
           <w:color w:val="000000"/>
           <w:sz w:val="20"/>
           <w:szCs w:val="20"/>
@@ -20185,8 +20344,8 @@
       </w:r>
     </w:p>
     <w:sectPr>
-      <w:headerReference w:type="default" r:id="rId34"/>
-      <w:footerReference w:type="default" r:id="rId35"/>
+      <w:headerReference w:type="default" r:id="rId35"/>
+      <w:footerReference w:type="default" r:id="rId36"/>
       <w:pgSz w:w="12240" w:h="15840"/>
       <w:pgMar w:top="1701" w:right="1134" w:bottom="1134" w:left="1134" w:header="720" w:footer="0" w:gutter="0"/>
       <w:pgNumType w:start="1"/>
@@ -32479,7 +32638,6 @@
   <w:style w:type="character" w:default="1" w:styleId="Fuentedeprrafopredeter">
     <w:name w:val="Default Paragraph Font"/>
     <w:uiPriority w:val="1"/>
-    <w:semiHidden/>
     <w:unhideWhenUsed/>
   </w:style>
   <w:style w:type="table" w:default="1" w:styleId="Tablanormal">
@@ -34010,6 +34168,15 @@
 </file>
 
 <file path=customXml/item1.xml><?xml version="1.0" encoding="utf-8"?>
+<?mso-contentType ?>
+<FormTemplates xmlns="http://schemas.microsoft.com/sharepoint/v3/contenttype/forms">
+  <Display>DocumentLibraryForm</Display>
+  <Edit>DocumentLibraryForm</Edit>
+  <New>DocumentLibraryForm</New>
+</FormTemplates>
+</file>
+
+<file path=customXml/item2.xml><?xml version="1.0" encoding="utf-8"?>
 <ct:contentTypeSchema xmlns:ct="http://schemas.microsoft.com/office/2006/metadata/contentType" xmlns:ma="http://schemas.microsoft.com/office/2006/metadata/properties/metaAttributes" ct:_="" ma:_="" ma:contentTypeName="Documento" ma:contentTypeID="0x01010049282E1EDBE9234EA9E6D38F720E265F" ma:contentTypeVersion="15" ma:contentTypeDescription="Crear nuevo documento." ma:contentTypeScope="" ma:versionID="b31c7aa9eaf043a08b87120b3c4916e3">
   <xsd:schema xmlns:xsd="http://www.w3.org/2001/XMLSchema" xmlns:xs="http://www.w3.org/2001/XMLSchema" xmlns:p="http://schemas.microsoft.com/office/2006/metadata/properties" xmlns:ns2="cb45339b-ced9-4d0d-8f64-77573914d53b" xmlns:ns3="43a3ca16-9c26-4813-b83f-4aec9927b43f" targetNamespace="http://schemas.microsoft.com/office/2006/metadata/properties" ma:root="true" ma:fieldsID="3533d065b04d75c457075bc55f1f5315" ns2:_="" ns3:_="">
     <xsd:import namespace="cb45339b-ced9-4d0d-8f64-77573914d53b"/>
@@ -34244,13 +34411,13 @@
 </ct:contentTypeSchema>
 </file>
 
-<file path=customXml/item2.xml><?xml version="1.0" encoding="utf-8"?>
+<file path=customXml/item3.xml><?xml version="1.0" encoding="utf-8"?>
 <go:gDocsCustomXmlDataStorage xmlns:go="http://customooxmlschemas.google.com/" xmlns:r="http://schemas.openxmlformats.org/officeDocument/2006/relationships">
   <go:docsCustomData xmlns:go="http://customooxmlschemas.google.com/" roundtripDataSignature="AMtx7mh3w1sXrKwdjzYCxjbwPkf7wsIk5w==">AMUW2mWhRc/xLonLdtoI8dz4BVu2GREgE7++Eme5Ko+W5/2G+QfXPKxV7NwLPPaJ77IM2LrlHDguxVZnDKcg4iQIvJIe+zJ9DBWjUaWFI+z0k4HbdiCFsJo=</go:docsCustomData>
 </go:gDocsCustomXmlDataStorage>
 </file>
 
-<file path=customXml/item3.xml><?xml version="1.0" encoding="utf-8"?>
+<file path=customXml/item4.xml><?xml version="1.0" encoding="utf-8"?>
 <p:properties xmlns:p="http://schemas.microsoft.com/office/2006/metadata/properties" xmlns:xsi="http://www.w3.org/2001/XMLSchema-instance" xmlns:pc="http://schemas.microsoft.com/office/infopath/2007/PartnerControls">
   <documentManagement>
     <TaxCatchAll xmlns="cb45339b-ced9-4d0d-8f64-77573914d53b" xsi:nil="true"/>
@@ -34261,20 +34428,34 @@
 </p:properties>
 </file>
 
-<file path=customXml/item4.xml><?xml version="1.0" encoding="utf-8"?>
-<?mso-contentType ?>
-<FormTemplates xmlns="http://schemas.microsoft.com/sharepoint/v3/contenttype/forms">
-  <Display>DocumentLibraryForm</Display>
-  <Edit>DocumentLibraryForm</Edit>
-  <New>DocumentLibraryForm</New>
-</FormTemplates>
-</file>
-
 <file path=customXml/itemProps1.xml><?xml version="1.0" encoding="utf-8"?>
-<ds:datastoreItem xmlns:ds="http://schemas.openxmlformats.org/officeDocument/2006/customXml" ds:itemID="{E55C46DE-1C91-4E49-BCD6-5ECC17476586}"/>
+<ds:datastoreItem xmlns:ds="http://schemas.openxmlformats.org/officeDocument/2006/customXml" ds:itemID="{83102ECF-E44F-4F73-A78F-FE313D1BFB9A}">
+  <ds:schemaRefs>
+    <ds:schemaRef ds:uri="http://schemas.microsoft.com/sharepoint/v3/contenttype/forms"/>
+  </ds:schemaRefs>
+</ds:datastoreItem>
 </file>
 
 <file path=customXml/itemProps2.xml><?xml version="1.0" encoding="utf-8"?>
+<ds:datastoreItem xmlns:ds="http://schemas.openxmlformats.org/officeDocument/2006/customXml" ds:itemID="{E55C46DE-1C91-4E49-BCD6-5ECC17476586}">
+  <ds:schemaRefs>
+    <ds:schemaRef ds:uri="http://schemas.microsoft.com/office/2006/metadata/contentType"/>
+    <ds:schemaRef ds:uri="http://schemas.microsoft.com/office/2006/metadata/properties/metaAttributes"/>
+    <ds:schemaRef ds:uri="http://www.w3.org/2001/XMLSchema"/>
+    <ds:schemaRef ds:uri="http://schemas.microsoft.com/office/2006/metadata/properties"/>
+    <ds:schemaRef ds:uri="cb45339b-ced9-4d0d-8f64-77573914d53b"/>
+    <ds:schemaRef ds:uri="43a3ca16-9c26-4813-b83f-4aec9927b43f"/>
+    <ds:schemaRef ds:uri="http://schemas.microsoft.com/office/2006/documentManagement/types"/>
+    <ds:schemaRef ds:uri="http://schemas.microsoft.com/office/infopath/2007/PartnerControls"/>
+    <ds:schemaRef ds:uri="http://schemas.openxmlformats.org/package/2006/metadata/core-properties"/>
+    <ds:schemaRef ds:uri="http://purl.org/dc/elements/1.1/"/>
+    <ds:schemaRef ds:uri="http://purl.org/dc/terms/"/>
+    <ds:schemaRef ds:uri="http://schemas.microsoft.com/internal/obd"/>
+  </ds:schemaRefs>
+</ds:datastoreItem>
+</file>
+
+<file path=customXml/itemProps3.xml><?xml version="1.0" encoding="utf-8"?>
 <ds:datastoreItem xmlns:ds="http://schemas.openxmlformats.org/officeDocument/2006/customXml" ds:itemID="{11111111-1234-1234-1234-123412341234}">
   <ds:schemaRefs>
     <ds:schemaRef ds:uri="http://customooxmlschemas.google.com/"/>
@@ -34283,21 +34464,13 @@
 </ds:datastoreItem>
 </file>
 
-<file path=customXml/itemProps3.xml><?xml version="1.0" encoding="utf-8"?>
+<file path=customXml/itemProps4.xml><?xml version="1.0" encoding="utf-8"?>
 <ds:datastoreItem xmlns:ds="http://schemas.openxmlformats.org/officeDocument/2006/customXml" ds:itemID="{9D9B1A75-0210-4935-8179-95DF20A26AD1}">
   <ds:schemaRefs>
     <ds:schemaRef ds:uri="http://schemas.microsoft.com/office/2006/metadata/properties"/>
     <ds:schemaRef ds:uri="http://schemas.microsoft.com/office/infopath/2007/PartnerControls"/>
-    <ds:schemaRef ds:uri="1d52d4bc-3f95-4709-b359-1b96840d7671"/>
-    <ds:schemaRef ds:uri="8d1bea48-6525-4b05-8cf5-c6ad0dd5b02f"/>
-  </ds:schemaRefs>
-</ds:datastoreItem>
-</file>
-
-<file path=customXml/itemProps4.xml><?xml version="1.0" encoding="utf-8"?>
-<ds:datastoreItem xmlns:ds="http://schemas.openxmlformats.org/officeDocument/2006/customXml" ds:itemID="{83102ECF-E44F-4F73-A78F-FE313D1BFB9A}">
-  <ds:schemaRefs>
-    <ds:schemaRef ds:uri="http://schemas.microsoft.com/sharepoint/v3/contenttype/forms"/>
+    <ds:schemaRef ds:uri="cb45339b-ced9-4d0d-8f64-77573914d53b"/>
+    <ds:schemaRef ds:uri="43a3ca16-9c26-4813-b83f-4aec9927b43f"/>
   </ds:schemaRefs>
 </ds:datastoreItem>
 </file>